--- a/exports/hai-long-benh-nhan-C1a-BVQY175/DE_CUONG_THONG_NHAT_hai-long-benh-nhan-C1a-BVQY175.docx
+++ b/exports/hai-long-benh-nhan-C1a-BVQY175/DE_CUONG_THONG_NHAT_hai-long-benh-nhan-C1a-BVQY175.docx
@@ -2,6 +2,176 @@
 <file path=word/document.xml><?xml version="1.0" encoding="utf-8"?>
 <w:document xmlns:wpc="http://schemas.microsoft.com/office/word/2010/wordprocessingCanvas" xmlns:mo="http://schemas.microsoft.com/office/mac/office/2008/main" xmlns:mc="http://schemas.openxmlformats.org/markup-compatibility/2006" xmlns:mv="urn:schemas-microsoft-com:mac:vml" xmlns:o="urn:schemas-microsoft-com:office:office" xmlns:r="http://schemas.openxmlformats.org/officeDocument/2006/relationships" xmlns:m="http://schemas.openxmlformats.org/officeDocument/2006/math" xmlns:v="urn:schemas-microsoft-com:vml" xmlns:wp14="http://schemas.microsoft.com/office/word/2010/wordprocessingDrawing" xmlns:wp="http://schemas.openxmlformats.org/drawingml/2006/wordprocessingDrawing" xmlns:w10="urn:schemas-microsoft-com:office:word" xmlns:w="http://schemas.openxmlformats.org/wordprocessingml/2006/main" xmlns:w14="http://schemas.microsoft.com/office/word/2010/wordml" xmlns:wpg="http://schemas.microsoft.com/office/word/2010/wordprocessingGroup" xmlns:wpi="http://schemas.microsoft.com/office/word/2010/wordprocessingInk" xmlns:wne="http://schemas.microsoft.com/office/word/2006/wordml" xmlns:wps="http://schemas.microsoft.com/office/word/2010/wordprocessingShape" mc:Ignorable="w14 wp14">
   <w:body>
+    <w:p>
+      <w:pPr>
+        <w:spacing w:before="0" w:after="120" w:lineRule="auto" w:line="312"/>
+        <w:jc w:val="center"/>
+      </w:pPr>
+      <w:r>
+        <w:rPr>
+          <w:rFonts w:ascii="Times New Roman" w:hAnsi="Times New Roman" w:eastAsia="Times New Roman" w:cs="Times New Roman"/>
+          <w:b/>
+          <w:i w:val="0"/>
+          <w:sz w:val="28"/>
+        </w:rPr>
+        <w:t>[CẦN XÁC NHẬN TẠI ĐƠN VỊ]</w:t>
+      </w:r>
+    </w:p>
+    <w:p/>
+    <w:p/>
+    <w:p/>
+    <w:p/>
+    <w:p>
+      <w:pPr>
+        <w:spacing w:before="0" w:after="400" w:lineRule="auto" w:line="312"/>
+        <w:jc w:val="center"/>
+      </w:pPr>
+      <w:r>
+        <w:rPr>
+          <w:rFonts w:ascii="Times New Roman" w:hAnsi="Times New Roman" w:eastAsia="Times New Roman" w:cs="Times New Roman"/>
+          <w:b/>
+          <w:i w:val="0"/>
+          <w:sz w:val="44"/>
+        </w:rPr>
+        <w:t>ĐỀ CƯƠNG NGHIÊN CỨU</w:t>
+      </w:r>
+    </w:p>
+    <w:p>
+      <w:pPr>
+        <w:spacing w:before="0" w:after="600" w:lineRule="auto" w:line="312"/>
+        <w:jc w:val="center"/>
+      </w:pPr>
+      <w:r>
+        <w:rPr>
+          <w:rFonts w:ascii="Times New Roman" w:hAnsi="Times New Roman" w:eastAsia="Times New Roman" w:cs="Times New Roman"/>
+          <w:b/>
+          <w:i w:val="0"/>
+          <w:sz w:val="36"/>
+        </w:rPr>
+        <w:t>Sự hài lòng của bệnh nhân trong hoạt động khám chữa bệnh tại Khoa Khám bệnh theo yêu cầu, bệnh viện quân y tuyến cuối</w:t>
+      </w:r>
+    </w:p>
+    <w:p/>
+    <w:p/>
+    <w:p>
+      <w:pPr>
+        <w:spacing w:before="0" w:after="160" w:lineRule="auto" w:line="360"/>
+        <w:jc w:val="center"/>
+      </w:pPr>
+      <w:r>
+        <w:rPr>
+          <w:rFonts w:ascii="Times New Roman" w:hAnsi="Times New Roman" w:eastAsia="Times New Roman" w:cs="Times New Roman"/>
+          <w:b/>
+          <w:i w:val="0"/>
+          <w:sz w:val="26"/>
+        </w:rPr>
+        <w:t>Mã đề tài:</w:t>
+      </w:r>
+      <w:r>
+        <w:rPr>
+          <w:rFonts w:ascii="Times New Roman" w:hAnsi="Times New Roman" w:eastAsia="Times New Roman" w:cs="Times New Roman"/>
+          <w:b/>
+          <w:i w:val="0"/>
+          <w:sz w:val="26"/>
+        </w:rPr>
+        <w:t xml:space="preserve"> hai-long-benh-nhan-C1a-BVQY175</w:t>
+      </w:r>
+    </w:p>
+    <w:p>
+      <w:pPr>
+        <w:spacing w:before="0" w:after="160" w:lineRule="auto" w:line="360"/>
+        <w:jc w:val="center"/>
+      </w:pPr>
+      <w:r>
+        <w:rPr>
+          <w:rFonts w:ascii="Times New Roman" w:hAnsi="Times New Roman" w:eastAsia="Times New Roman" w:cs="Times New Roman"/>
+          <w:b/>
+          <w:i w:val="0"/>
+          <w:sz w:val="26"/>
+        </w:rPr>
+        <w:t>Chủ nhiệm đề tài:</w:t>
+      </w:r>
+      <w:r>
+        <w:rPr>
+          <w:rFonts w:ascii="Times New Roman" w:hAnsi="Times New Roman" w:eastAsia="Times New Roman" w:cs="Times New Roman"/>
+          <w:b/>
+          <w:i w:val="0"/>
+          <w:sz w:val="26"/>
+        </w:rPr>
+        <w:t xml:space="preserve"> </w:t>
+      </w:r>
+      <w:r>
+        <w:rPr>
+          <w:rFonts w:ascii="Times New Roman" w:hAnsi="Times New Roman" w:eastAsia="Times New Roman" w:cs="Times New Roman"/>
+          <w:b/>
+          <w:i/>
+          <w:color w:val="CC7700"/>
+          <w:sz w:val="26"/>
+        </w:rPr>
+        <w:t>[CẦN BỔ SUNG]</w:t>
+      </w:r>
+    </w:p>
+    <w:p/>
+    <w:p/>
+    <w:p/>
+    <w:p>
+      <w:pPr>
+        <w:spacing w:before="0" w:after="120" w:lineRule="auto" w:line="312"/>
+        <w:jc w:val="center"/>
+      </w:pPr>
+      <w:r>
+        <w:rPr>
+          <w:rFonts w:ascii="Times New Roman" w:hAnsi="Times New Roman" w:eastAsia="Times New Roman" w:cs="Times New Roman"/>
+          <w:b w:val="0"/>
+          <w:i w:val="0"/>
+          <w:sz w:val="26"/>
+        </w:rPr>
+        <w:t>[CẦN BỔ SUNG] (địa điểm – năm)</w:t>
+      </w:r>
+    </w:p>
+    <w:p>
+      <w:r>
+        <w:br w:type="page"/>
+      </w:r>
+    </w:p>
+    <w:p>
+      <w:pPr>
+        <w:spacing w:before="0" w:after="240" w:lineRule="auto" w:line="312"/>
+        <w:jc w:val="center"/>
+      </w:pPr>
+      <w:r>
+        <w:rPr>
+          <w:rFonts w:ascii="Times New Roman" w:hAnsi="Times New Roman" w:eastAsia="Times New Roman" w:cs="Times New Roman"/>
+          <w:b/>
+          <w:i w:val="0"/>
+          <w:sz w:val="28"/>
+        </w:rPr>
+        <w:t>MỤC LỤC</w:t>
+      </w:r>
+    </w:p>
+    <w:p>
+      <w:pPr>
+        <w:spacing w:before="0" w:after="160" w:lineRule="auto" w:line="360"/>
+      </w:pPr>
+      <w:r>
+        <w:rPr>
+          <w:rFonts w:ascii="Times New Roman" w:hAnsi="Times New Roman" w:eastAsia="Times New Roman" w:cs="Times New Roman"/>
+          <w:b w:val="0"/>
+          <w:i w:val="0"/>
+          <w:sz w:val="26"/>
+        </w:rPr>
+        <w:fldChar w:fldCharType="begin" w:dirty="true"/>
+        <w:instrText xml:space="preserve">TOC \o "1-3" \h \z \u</w:instrText>
+        <w:fldChar w:fldCharType="separate"/>
+        <w:t xml:space="preserve">[Mục lục tự động — khi mở bằng Word, chọn Cập nhật trường (hoặc bấm F9 tại đây) để dựng danh sách mục và số trang.]</w:t>
+        <w:fldChar w:fldCharType="end"/>
+      </w:r>
+    </w:p>
+    <w:p>
+      <w:r>
+        <w:br w:type="page"/>
+      </w:r>
+    </w:p>
     <w:p>
       <w:pPr>
         <w:spacing w:before="120" w:after="200" w:lineRule="auto" w:line="312"/>
@@ -58,7 +228,7 @@
           <w:i/>
           <w:sz w:val="22"/>
         </w:rPr>
-        <w:t xml:space="preserve"> Đề cương THỐNG NHẤT này do cổng G10 (assembler) lắp ráp TỰ ĐỘNG lúc 2026-09-01 12:34 từ checkpoint G0–G9 của đề tài `hai-long-benh-nhan-C1a-BVQY175`, theo mẫu 16 chương và ma trận bao phủ 20 thành phần protocol lõi của skill `nghien-cuu-y-khoa-chuan-quoc-te`. Dữ liệu cấu trúc (thiết kế, cỡ mẫu, công thức, đạo đức, chuẩn báo cáo, 12 PMID) lấy TỪ pipeline — không bịa. Mọi chỗ còn thiếu dữ liệu/thẩm quyền sẽ được đánh dấu NGAY TẠI ĐÓ bằng một trong các nhãn quy ước của skill (CẦN BỔ SUNG · CẦN XÁC NHẬN TẠI ĐƠN VỊ · DỰ THẢO · CẦN KIỂM CHỨNG NGUỒN CHÍNH THỨC — luôn đặt trong ngoặc vuông tại đúng vị trí thiếu). </w:t>
+        <w:t xml:space="preserve"> Đề cương THỐNG NHẤT này do cổng G10 (assembler) lắp ráp TỰ ĐỘNG lúc 2026-09-06 03:51 từ checkpoint G0–G9 của đề tài `hai-long-benh-nhan-C1a-BVQY175`, theo mẫu 18 chương và ma trận bao phủ 23 thành phần protocol lõi của skill `nghien-cuu-y-khoa-chuan-quoc-te`. Dữ liệu cấu trúc (thiết kế, cỡ mẫu, công thức, đạo đức, chuẩn báo cáo, 12 PMID) lấy TỪ pipeline — không bịa. Mọi chỗ còn thiếu dữ liệu/thẩm quyền sẽ được đánh dấu NGAY TẠI ĐÓ bằng một trong các nhãn quy ước của skill (CẦN BỔ SUNG · CẦN XÁC NHẬN TẠI ĐƠN VỊ · DỰ THẢO · CẦN KIỂM CHỨNG NGUỒN CHÍNH THỨC — luôn đặt trong ngoặc vuông tại đúng vị trí thiếu). </w:t>
       </w:r>
       <w:r>
         <w:rPr>
@@ -354,7 +524,7 @@
                 <w:i w:val="0"/>
                 <w:sz w:val="22"/>
               </w:rPr>
-              <w:t>2026-09-01 12:34</w:t>
+              <w:t>2026-09-06 03:51</w:t>
             </w:r>
           </w:p>
         </w:tc>
@@ -969,7 +1139,7 @@
                 <w:i w:val="0"/>
                 <w:sz w:val="22"/>
               </w:rPr>
-              <w:t>2026-09-01 12:34</w:t>
+              <w:t>2026-09-06 03:51</w:t>
             </w:r>
           </w:p>
         </w:tc>
@@ -1075,6 +1245,41 @@
           <w:sz w:val="22"/>
         </w:rPr>
         <w:t>Nếu không có nhật ký thay đổi, mọi đầu ra chỉ là bản nháp có kiểm soát; không được coi là bản đã phê duyệt hoặc đã khóa.</w:t>
+      </w:r>
+    </w:p>
+    <w:p>
+      <w:r>
+        <w:br w:type="page"/>
+      </w:r>
+    </w:p>
+    <w:p>
+      <w:pPr>
+        <w:spacing w:before="0" w:after="320" w:lineRule="auto" w:line="312"/>
+        <w:jc w:val="center"/>
+      </w:pPr>
+      <w:r>
+        <w:rPr>
+          <w:rFonts w:ascii="Times New Roman" w:hAnsi="Times New Roman" w:eastAsia="Times New Roman" w:cs="Times New Roman"/>
+          <w:b/>
+          <w:i w:val="0"/>
+          <w:sz w:val="32"/>
+        </w:rPr>
+        <w:t>Danh mục chữ viết tắt</w:t>
+      </w:r>
+    </w:p>
+    <w:p>
+      <w:pPr>
+        <w:spacing w:before="0" w:after="160" w:lineRule="auto" w:line="360"/>
+        <w:jc w:val="both"/>
+      </w:pPr>
+      <w:r>
+        <w:rPr>
+          <w:rFonts w:ascii="Times New Roman" w:hAnsi="Times New Roman" w:eastAsia="Times New Roman" w:cs="Times New Roman"/>
+          <w:b w:val="0"/>
+          <w:i w:val="0"/>
+          <w:sz w:val="26"/>
+        </w:rPr>
+        <w:t>Chưa khai `abbreviations` trong study_meta.json. Nếu đề cương dùng từ ba chữ viết tắt trở lên, bổ sung danh mục này trước khi nộp hội đồng; nếu không dùng, để nguyên dòng này.</w:t>
       </w:r>
     </w:p>
     <w:p>
@@ -4516,7 +4721,278 @@
           <w:i w:val="0"/>
           <w:sz w:val="32"/>
         </w:rPr>
-        <w:t>3. Câu hỏi nghiên cứu và giả thuyết</w:t>
+        <w:t>3. Tổng quan tài liệu và khung lý thuyết</w:t>
+      </w:r>
+    </w:p>
+    <w:p>
+      <w:pPr>
+        <w:spacing w:before="0" w:after="160" w:lineRule="auto" w:line="360"/>
+        <w:jc w:val="both"/>
+      </w:pPr>
+      <w:r>
+        <w:rPr>
+          <w:rFonts w:ascii="Times New Roman" w:hAnsi="Times New Roman" w:eastAsia="Times New Roman" w:cs="Times New Roman"/>
+          <w:b/>
+          <w:i w:val="0"/>
+          <w:sz w:val="26"/>
+        </w:rPr>
+        <w:t>Bằng chứng đã truy hồi (tự động từ G0):</w:t>
+      </w:r>
+      <w:r>
+        <w:rPr>
+          <w:rFonts w:ascii="Times New Roman" w:hAnsi="Times New Roman" w:eastAsia="Times New Roman" w:cs="Times New Roman"/>
+          <w:b w:val="0"/>
+          <w:i w:val="0"/>
+          <w:sz w:val="26"/>
+        </w:rPr>
+        <w:t xml:space="preserve"> 12 tài liệu PubMed liên quan; 0 tổng quan hệ thống; 0 RCT; mức chứng cứ hiện có: </w:t>
+      </w:r>
+      <w:r>
+        <w:rPr>
+          <w:rFonts w:ascii="Times New Roman" w:hAnsi="Times New Roman" w:eastAsia="Times New Roman" w:cs="Times New Roman"/>
+          <w:b/>
+          <w:i w:val="0"/>
+          <w:sz w:val="26"/>
+        </w:rPr>
+        <w:t>CÓ NỀN QUAN SÁT — ~12 NC quan sát, chưa có RCT/SR</w:t>
+      </w:r>
+      <w:r>
+        <w:rPr>
+          <w:rFonts w:ascii="Times New Roman" w:hAnsi="Times New Roman" w:eastAsia="Times New Roman" w:cs="Times New Roman"/>
+          <w:b w:val="0"/>
+          <w:i w:val="0"/>
+          <w:sz w:val="26"/>
+        </w:rPr>
+        <w:t>. Nguồn truy xuất từng bài: `exports/hai-long-benh-nhan-C1a-BVQY175/G1_A2b_EVIDENCE_LEDGER_hai-long-benh-nhan-C1a-BVQY175.md`.</w:t>
+      </w:r>
+    </w:p>
+    <w:p>
+      <w:pPr>
+        <w:spacing w:before="0" w:after="160" w:lineRule="auto" w:line="360"/>
+        <w:jc w:val="both"/>
+      </w:pPr>
+      <w:r>
+        <w:rPr>
+          <w:rFonts w:ascii="Times New Roman" w:hAnsi="Times New Roman" w:eastAsia="Times New Roman" w:cs="Times New Roman"/>
+          <w:b/>
+          <w:i w:val="0"/>
+          <w:sz w:val="26"/>
+        </w:rPr>
+        <w:t>Tổng hợp các nghiên cứu trước (theo nhóm thiết kế/quần thể/công cụ):</w:t>
+      </w:r>
+      <w:r>
+        <w:rPr>
+          <w:rFonts w:ascii="Times New Roman" w:hAnsi="Times New Roman" w:eastAsia="Times New Roman" w:cs="Times New Roman"/>
+          <w:b w:val="0"/>
+          <w:i w:val="0"/>
+          <w:sz w:val="26"/>
+        </w:rPr>
+        <w:t xml:space="preserve"> </w:t>
+      </w:r>
+      <w:r>
+        <w:rPr>
+          <w:rFonts w:ascii="Times New Roman" w:hAnsi="Times New Roman" w:eastAsia="Times New Roman" w:cs="Times New Roman"/>
+          <w:b/>
+          <w:i/>
+          <w:color w:val="CC7700"/>
+          <w:sz w:val="26"/>
+        </w:rPr>
+        <w:t>[CẦN BỔ SUNG]</w:t>
+      </w:r>
+    </w:p>
+    <w:p>
+      <w:pPr>
+        <w:spacing w:before="0" w:after="160" w:lineRule="auto" w:line="360"/>
+        <w:jc w:val="both"/>
+      </w:pPr>
+      <w:r>
+        <w:rPr>
+          <w:rFonts w:ascii="Times New Roman" w:hAnsi="Times New Roman" w:eastAsia="Times New Roman" w:cs="Times New Roman"/>
+          <w:b/>
+          <w:i w:val="0"/>
+          <w:sz w:val="26"/>
+        </w:rPr>
+        <w:t>Điểm đồng thuận trong y văn:</w:t>
+      </w:r>
+      <w:r>
+        <w:rPr>
+          <w:rFonts w:ascii="Times New Roman" w:hAnsi="Times New Roman" w:eastAsia="Times New Roman" w:cs="Times New Roman"/>
+          <w:b w:val="0"/>
+          <w:i w:val="0"/>
+          <w:sz w:val="26"/>
+        </w:rPr>
+        <w:t xml:space="preserve"> </w:t>
+      </w:r>
+      <w:r>
+        <w:rPr>
+          <w:rFonts w:ascii="Times New Roman" w:hAnsi="Times New Roman" w:eastAsia="Times New Roman" w:cs="Times New Roman"/>
+          <w:b/>
+          <w:i/>
+          <w:color w:val="CC7700"/>
+          <w:sz w:val="26"/>
+        </w:rPr>
+        <w:t>[CẦN BỔ SUNG]</w:t>
+      </w:r>
+    </w:p>
+    <w:p>
+      <w:pPr>
+        <w:spacing w:before="0" w:after="160" w:lineRule="auto" w:line="360"/>
+        <w:jc w:val="both"/>
+      </w:pPr>
+      <w:r>
+        <w:rPr>
+          <w:rFonts w:ascii="Times New Roman" w:hAnsi="Times New Roman" w:eastAsia="Times New Roman" w:cs="Times New Roman"/>
+          <w:b/>
+          <w:i w:val="0"/>
+          <w:sz w:val="26"/>
+        </w:rPr>
+        <w:t>Điểm bất đồng/mâu thuẫn và lý giải khả dĩ:</w:t>
+      </w:r>
+      <w:r>
+        <w:rPr>
+          <w:rFonts w:ascii="Times New Roman" w:hAnsi="Times New Roman" w:eastAsia="Times New Roman" w:cs="Times New Roman"/>
+          <w:b w:val="0"/>
+          <w:i w:val="0"/>
+          <w:sz w:val="26"/>
+        </w:rPr>
+        <w:t xml:space="preserve"> </w:t>
+      </w:r>
+      <w:r>
+        <w:rPr>
+          <w:rFonts w:ascii="Times New Roman" w:hAnsi="Times New Roman" w:eastAsia="Times New Roman" w:cs="Times New Roman"/>
+          <w:b/>
+          <w:i/>
+          <w:color w:val="CC7700"/>
+          <w:sz w:val="26"/>
+        </w:rPr>
+        <w:t>[CẦN BỔ SUNG]</w:t>
+      </w:r>
+    </w:p>
+    <w:p>
+      <w:pPr>
+        <w:spacing w:before="0" w:after="160" w:lineRule="auto" w:line="360"/>
+        <w:jc w:val="both"/>
+      </w:pPr>
+      <w:r>
+        <w:rPr>
+          <w:rFonts w:ascii="Times New Roman" w:hAnsi="Times New Roman" w:eastAsia="Times New Roman" w:cs="Times New Roman"/>
+          <w:b/>
+          <w:i w:val="0"/>
+          <w:sz w:val="26"/>
+        </w:rPr>
+        <w:t>Khoảng trống nghiên cứu:</w:t>
+      </w:r>
+      <w:r>
+        <w:rPr>
+          <w:rFonts w:ascii="Times New Roman" w:hAnsi="Times New Roman" w:eastAsia="Times New Roman" w:cs="Times New Roman"/>
+          <w:b w:val="0"/>
+          <w:i w:val="0"/>
+          <w:sz w:val="26"/>
+        </w:rPr>
+        <w:t xml:space="preserve"> xem mục 2 (không lặp lại).</w:t>
+      </w:r>
+    </w:p>
+    <w:p>
+      <w:pPr>
+        <w:spacing w:before="0" w:after="160" w:lineRule="auto" w:line="360"/>
+        <w:jc w:val="both"/>
+      </w:pPr>
+      <w:r>
+        <w:rPr>
+          <w:rFonts w:ascii="Times New Roman" w:hAnsi="Times New Roman" w:eastAsia="Times New Roman" w:cs="Times New Roman"/>
+          <w:b/>
+          <w:i w:val="0"/>
+          <w:sz w:val="26"/>
+        </w:rPr>
+        <w:t>Điểm khác biệt/tính mới của đề tài so với nghiên cứu gần nhất:</w:t>
+      </w:r>
+      <w:r>
+        <w:rPr>
+          <w:rFonts w:ascii="Times New Roman" w:hAnsi="Times New Roman" w:eastAsia="Times New Roman" w:cs="Times New Roman"/>
+          <w:b w:val="0"/>
+          <w:i w:val="0"/>
+          <w:sz w:val="26"/>
+        </w:rPr>
+        <w:t xml:space="preserve"> Đã có nhiều nghiên cứu quan sát: KHÔNG phải khoảng trống. Cần đọc kỹ nhóm này trước khi biện minh tính mới; hướng khả dĩ là SR/MA tổng hợp chúng, hoặc nghiên cứu ở quần thể/bối cảnh chưa được phủ.</w:t>
+      </w:r>
+    </w:p>
+    <w:p>
+      <w:pPr>
+        <w:spacing w:before="0" w:after="160" w:lineRule="auto" w:line="360"/>
+        <w:jc w:val="both"/>
+      </w:pPr>
+      <w:r>
+        <w:rPr>
+          <w:rFonts w:ascii="Times New Roman" w:hAnsi="Times New Roman" w:eastAsia="Times New Roman" w:cs="Times New Roman"/>
+          <w:b/>
+          <w:i w:val="0"/>
+          <w:sz w:val="26"/>
+        </w:rPr>
+        <w:t>Khung lý thuyết / mô hình khái niệm:</w:t>
+      </w:r>
+      <w:r>
+        <w:rPr>
+          <w:rFonts w:ascii="Times New Roman" w:hAnsi="Times New Roman" w:eastAsia="Times New Roman" w:cs="Times New Roman"/>
+          <w:b w:val="0"/>
+          <w:i w:val="0"/>
+          <w:sz w:val="26"/>
+        </w:rPr>
+        <w:t xml:space="preserve"> </w:t>
+      </w:r>
+      <w:r>
+        <w:rPr>
+          <w:rFonts w:ascii="Times New Roman" w:hAnsi="Times New Roman" w:eastAsia="Times New Roman" w:cs="Times New Roman"/>
+          <w:b/>
+          <w:i/>
+          <w:color w:val="CC7700"/>
+          <w:sz w:val="26"/>
+        </w:rPr>
+        <w:t>[CẦN BỔ SUNG]</w:t>
+      </w:r>
+      <w:r>
+        <w:rPr>
+          <w:rFonts w:ascii="Times New Roman" w:hAnsi="Times New Roman" w:eastAsia="Times New Roman" w:cs="Times New Roman"/>
+          <w:b w:val="0"/>
+          <w:i w:val="0"/>
+          <w:sz w:val="26"/>
+        </w:rPr>
+        <w:t xml:space="preserve"> (nêu khung dùng để chọn biến và giải thích kết quả — vd Donabedian, SERVQUAL, mô hình hành vi, khung sinh lý bệnh; thiết kế thuần sinh học/dược lý ghi rõ "không áp dụng" kèm lý do, không bỏ trống)</w:t>
+      </w:r>
+    </w:p>
+    <w:p>
+      <w:pPr>
+        <w:spacing w:before="120" w:after="200" w:lineRule="auto" w:line="312"/>
+        <w:jc w:val="both"/>
+        <w:ind w:left="567" w:right="567"/>
+      </w:pPr>
+      <w:r>
+        <w:rPr>
+          <w:rFonts w:ascii="Times New Roman" w:hAnsi="Times New Roman" w:eastAsia="Times New Roman" w:cs="Times New Roman"/>
+          <w:b w:val="0"/>
+          <w:i/>
+          <w:sz w:val="22"/>
+        </w:rPr>
+        <w:t>Quy tắc: mọi khẳng định về một bài phải truy được PMID/DOI đã xác minh (`kiem-chung-trich-dan`) và đã tra rút bài bằng `check_citation_retraction.py`; không tra được thì ghi "chưa kiểm rút bài", KHÔNG ghi "chưa bị rút". Văn xuôi tổng hợp do `tong-quan-y-van`/bác sĩ soạn — G10 không tự viết.</w:t>
+      </w:r>
+    </w:p>
+    <w:p>
+      <w:r>
+        <w:br w:type="page"/>
+      </w:r>
+    </w:p>
+    <w:p>
+      <w:pPr>
+        <w:spacing w:before="0" w:after="320" w:lineRule="auto" w:line="312"/>
+        <w:jc w:val="center"/>
+      </w:pPr>
+      <w:r>
+        <w:rPr>
+          <w:rFonts w:ascii="Times New Roman" w:hAnsi="Times New Roman" w:eastAsia="Times New Roman" w:cs="Times New Roman"/>
+          <w:b/>
+          <w:i w:val="0"/>
+          <w:sz w:val="32"/>
+        </w:rPr>
+        <w:t>4. Câu hỏi nghiên cứu và giả thuyết</w:t>
       </w:r>
     </w:p>
     <w:p>
@@ -4646,7 +5122,7 @@
           <w:i w:val="0"/>
           <w:sz w:val="32"/>
         </w:rPr>
-        <w:t>4. Mục tiêu</w:t>
+        <w:t>5. Mục tiêu</w:t>
       </w:r>
     </w:p>
     <w:p>
@@ -4660,7 +5136,7 @@
           <w:i w:val="0"/>
           <w:sz w:val="28"/>
         </w:rPr>
-        <w:t>4.1. Mục tiêu chung</w:t>
+        <w:t>5.1. Mục tiêu chung</w:t>
       </w:r>
     </w:p>
     <w:p>
@@ -4699,7 +5175,7 @@
           <w:i w:val="0"/>
           <w:sz w:val="28"/>
         </w:rPr>
-        <w:t>4.2. Mục tiêu cụ thể</w:t>
+        <w:t>5.2. Mục tiêu cụ thể</w:t>
       </w:r>
     </w:p>
     <w:p>
@@ -4744,7 +5220,7 @@
           <w:i w:val="0"/>
           <w:sz w:val="32"/>
         </w:rPr>
-        <w:t>5. Thiết kế và bối cảnh</w:t>
+        <w:t>6. Thiết kế và bối cảnh</w:t>
       </w:r>
     </w:p>
     <w:p>
@@ -5013,7 +5489,7 @@
           <w:i w:val="0"/>
           <w:sz w:val="32"/>
         </w:rPr>
-        <w:t>6. Đối tượng nghiên cứu</w:t>
+        <w:t>7. Đối tượng nghiên cứu</w:t>
       </w:r>
     </w:p>
     <w:p>
@@ -5027,7 +5503,7 @@
           <w:i w:val="0"/>
           <w:sz w:val="28"/>
         </w:rPr>
-        <w:t>6.1. Tiêu chuẩn chọn</w:t>
+        <w:t>7.1. Tiêu chuẩn chọn</w:t>
       </w:r>
     </w:p>
     <w:p>
@@ -5066,7 +5542,7 @@
           <w:i w:val="0"/>
           <w:sz w:val="28"/>
         </w:rPr>
-        <w:t>6.2. Tiêu chuẩn loại</w:t>
+        <w:t>7.2. Tiêu chuẩn loại</w:t>
       </w:r>
     </w:p>
     <w:p>
@@ -5105,7 +5581,7 @@
           <w:i w:val="0"/>
           <w:sz w:val="28"/>
         </w:rPr>
-        <w:t>6.3. Tuyển mẫu</w:t>
+        <w:t>7.3. Tuyển mẫu</w:t>
       </w:r>
     </w:p>
     <w:p>
@@ -5150,7 +5626,7 @@
           <w:i w:val="0"/>
           <w:sz w:val="32"/>
         </w:rPr>
-        <w:t>7. Biến số và kết cục</w:t>
+        <w:t>8. Biến số và kết cục</w:t>
       </w:r>
     </w:p>
     <w:p>
@@ -5338,7 +5814,7 @@
           <w:i w:val="0"/>
           <w:sz w:val="32"/>
         </w:rPr>
-        <w:t>8. Cỡ mẫu</w:t>
+        <w:t>9. Cỡ mẫu</w:t>
       </w:r>
     </w:p>
     <w:p>
@@ -5543,7 +6019,7 @@
           <w:i w:val="0"/>
           <w:sz w:val="32"/>
         </w:rPr>
-        <w:t>9. Công cụ và quy trình thu thập</w:t>
+        <w:t>10. Công cụ và quy trình thu thập</w:t>
       </w:r>
     </w:p>
     <w:p>
@@ -5810,7 +6286,7 @@
           <w:i w:val="0"/>
           <w:sz w:val="32"/>
         </w:rPr>
-        <w:t>10. Quản trị dữ liệu và bảo mật</w:t>
+        <w:t>11. Quản trị dữ liệu và bảo mật</w:t>
       </w:r>
     </w:p>
     <w:p>
@@ -6117,7 +6593,7 @@
           <w:i w:val="0"/>
           <w:sz w:val="32"/>
         </w:rPr>
-        <w:t>11. Kế hoạch phân tích thống kê</w:t>
+        <w:t>12. Kế hoạch phân tích thống kê</w:t>
       </w:r>
     </w:p>
     <w:p>
@@ -6278,7 +6754,184 @@
           <w:i w:val="0"/>
           <w:sz w:val="32"/>
         </w:rPr>
-        <w:t>12. Sai lệch và kiểm soát</w:t>
+        <w:t>13. Dự kiến kết quả và khung bảng trống</w:t>
+      </w:r>
+    </w:p>
+    <w:p>
+      <w:pPr>
+        <w:spacing w:before="0" w:after="160" w:lineRule="auto" w:line="360"/>
+        <w:jc w:val="both"/>
+      </w:pPr>
+      <w:r>
+        <w:rPr>
+          <w:rFonts w:ascii="Times New Roman" w:hAnsi="Times New Roman" w:eastAsia="Times New Roman" w:cs="Times New Roman"/>
+          <w:b/>
+          <w:i w:val="0"/>
+          <w:sz w:val="26"/>
+        </w:rPr>
+        <w:t>Nguyên tắc:</w:t>
+      </w:r>
+      <w:r>
+        <w:rPr>
+          <w:rFonts w:ascii="Times New Roman" w:hAnsi="Times New Roman" w:eastAsia="Times New Roman" w:cs="Times New Roman"/>
+          <w:b w:val="0"/>
+          <w:i w:val="0"/>
+          <w:sz w:val="26"/>
+        </w:rPr>
+        <w:t xml:space="preserve"> không có số liệu, kể cả số "ước lượng"/"kỳ vọng"; mọi ô để trống `___`, ghi rõ đơn vị, n và 95% CI cho từng cột. Con số xuất hiện ở đây sẽ bị cổng kiểm đề cương cảnh báo (R6) — cách sửa là xoá số.</w:t>
+      </w:r>
+    </w:p>
+    <w:p>
+      <w:pPr>
+        <w:spacing w:before="0" w:after="160" w:lineRule="auto" w:line="360"/>
+        <w:jc w:val="both"/>
+      </w:pPr>
+      <w:r>
+        <w:rPr>
+          <w:rFonts w:ascii="Times New Roman" w:hAnsi="Times New Roman" w:eastAsia="Times New Roman" w:cs="Times New Roman"/>
+          <w:b/>
+          <w:i w:val="0"/>
+          <w:sz w:val="26"/>
+        </w:rPr>
+        <w:t>Tóm tắt kết quả dự kiến (dạng câu hỏi sẽ trả lời, không số):</w:t>
+      </w:r>
+      <w:r>
+        <w:rPr>
+          <w:rFonts w:ascii="Times New Roman" w:hAnsi="Times New Roman" w:eastAsia="Times New Roman" w:cs="Times New Roman"/>
+          <w:b w:val="0"/>
+          <w:i w:val="0"/>
+          <w:sz w:val="26"/>
+        </w:rPr>
+        <w:t xml:space="preserve"> </w:t>
+      </w:r>
+      <w:r>
+        <w:rPr>
+          <w:rFonts w:ascii="Times New Roman" w:hAnsi="Times New Roman" w:eastAsia="Times New Roman" w:cs="Times New Roman"/>
+          <w:b/>
+          <w:i/>
+          <w:color w:val="CC7700"/>
+          <w:sz w:val="26"/>
+        </w:rPr>
+        <w:t>[CẦN BỔ SUNG]</w:t>
+      </w:r>
+    </w:p>
+    <w:p>
+      <w:pPr>
+        <w:spacing w:before="0" w:after="160" w:lineRule="auto" w:line="360"/>
+        <w:jc w:val="both"/>
+      </w:pPr>
+      <w:r>
+        <w:rPr>
+          <w:rFonts w:ascii="Times New Roman" w:hAnsi="Times New Roman" w:eastAsia="Times New Roman" w:cs="Times New Roman"/>
+          <w:b/>
+          <w:i w:val="0"/>
+          <w:sz w:val="26"/>
+        </w:rPr>
+        <w:t>Khung bảng trống theo ma trận mục tiêu – biến – phân tích – bảng:</w:t>
+      </w:r>
+    </w:p>
+    <w:p>
+      <w:pPr>
+        <w:pStyle w:val="ListBullet"/>
+        <w:spacing w:before="0" w:after="80" w:lineRule="auto" w:line="360"/>
+        <w:jc w:val="both"/>
+      </w:pPr>
+      <w:r>
+        <w:rPr>
+          <w:rFonts w:ascii="Times New Roman" w:hAnsi="Times New Roman" w:eastAsia="Times New Roman" w:cs="Times New Roman"/>
+          <w:b/>
+          <w:i/>
+          <w:color w:val="CC7700"/>
+          <w:sz w:val="26"/>
+        </w:rPr>
+        <w:t>[CẦN BỔ SUNG]</w:t>
+      </w:r>
+      <w:r>
+        <w:rPr>
+          <w:rFonts w:ascii="Times New Roman" w:hAnsi="Times New Roman" w:eastAsia="Times New Roman" w:cs="Times New Roman"/>
+          <w:b w:val="0"/>
+          <w:i w:val="0"/>
+          <w:sz w:val="26"/>
+        </w:rPr>
+        <w:t>: khai `table_shells` trong study_meta.json (tối thiểu Bảng 1 đặc điểm nền · Bảng 2 kết cục chính · Bảng 3 mô hình chính), mỗi mục tiêu cụ thể ở mục 5 có ít nhất một bảng/hình tương ứng.</w:t>
+      </w:r>
+    </w:p>
+    <w:p>
+      <w:pPr>
+        <w:spacing w:before="0" w:after="160" w:lineRule="auto" w:line="360"/>
+        <w:jc w:val="both"/>
+      </w:pPr>
+      <w:r>
+        <w:rPr>
+          <w:rFonts w:ascii="Times New Roman" w:hAnsi="Times New Roman" w:eastAsia="Times New Roman" w:cs="Times New Roman"/>
+          <w:b/>
+          <w:i w:val="0"/>
+          <w:sz w:val="26"/>
+        </w:rPr>
+        <w:t>Khung chi tiết:</w:t>
+      </w:r>
+      <w:r>
+        <w:rPr>
+          <w:rFonts w:ascii="Times New Roman" w:hAnsi="Times New Roman" w:eastAsia="Times New Roman" w:cs="Times New Roman"/>
+          <w:b w:val="0"/>
+          <w:i w:val="0"/>
+          <w:sz w:val="26"/>
+        </w:rPr>
+        <w:t xml:space="preserve"> SAP phiên bản 1.0 §11 DUMMY TABLES (artifact G4); danh mục Bảng 1/2 · Hình 1/2 bắt buộc ở phần "Danh mục bảng và hình chuẩn xuất bản".</w:t>
+      </w:r>
+    </w:p>
+    <w:p>
+      <w:pPr>
+        <w:spacing w:before="0" w:after="160" w:lineRule="auto" w:line="360"/>
+        <w:jc w:val="both"/>
+      </w:pPr>
+      <w:r>
+        <w:rPr>
+          <w:rFonts w:ascii="Times New Roman" w:hAnsi="Times New Roman" w:eastAsia="Times New Roman" w:cs="Times New Roman"/>
+          <w:b/>
+          <w:i w:val="0"/>
+          <w:sz w:val="26"/>
+        </w:rPr>
+        <w:t>Sơ đồ luồng người tham gia:</w:t>
+      </w:r>
+      <w:r>
+        <w:rPr>
+          <w:rFonts w:ascii="Times New Roman" w:hAnsi="Times New Roman" w:eastAsia="Times New Roman" w:cs="Times New Roman"/>
+          <w:b w:val="0"/>
+          <w:i w:val="0"/>
+          <w:sz w:val="26"/>
+        </w:rPr>
+        <w:t xml:space="preserve"> theo chuẩn báo cáo STROBE (Hình 1) — dạng khung, chưa có con số; kế hoạch: </w:t>
+      </w:r>
+      <w:r>
+        <w:rPr>
+          <w:rFonts w:ascii="Times New Roman" w:hAnsi="Times New Roman" w:eastAsia="Times New Roman" w:cs="Times New Roman"/>
+          <w:b/>
+          <w:i/>
+          <w:color w:val="CC7700"/>
+          <w:sz w:val="26"/>
+        </w:rPr>
+        <w:t>[CẦN BỔ SUNG]</w:t>
+      </w:r>
+    </w:p>
+    <w:p>
+      <w:r>
+        <w:br w:type="page"/>
+      </w:r>
+    </w:p>
+    <w:p>
+      <w:pPr>
+        <w:spacing w:before="0" w:after="320" w:lineRule="auto" w:line="312"/>
+        <w:jc w:val="center"/>
+      </w:pPr>
+      <w:r>
+        <w:rPr>
+          <w:rFonts w:ascii="Times New Roman" w:hAnsi="Times New Roman" w:eastAsia="Times New Roman" w:cs="Times New Roman"/>
+          <w:b/>
+          <w:i w:val="0"/>
+          <w:sz w:val="32"/>
+        </w:rPr>
+        <w:t>14. Sai lệch, hạn chế và kiểm soát</w:t>
       </w:r>
     </w:p>
     <w:p>
@@ -6407,7 +7060,7 @@
           <w:i w:val="0"/>
           <w:sz w:val="32"/>
         </w:rPr>
-        <w:t>13. Đạo đức nghiên cứu</w:t>
+        <w:t>15. Đạo đức nghiên cứu</w:t>
       </w:r>
     </w:p>
     <w:p>
@@ -6917,7 +7570,7 @@
           <w:i w:val="0"/>
           <w:sz w:val="32"/>
         </w:rPr>
-        <w:t>14. Kế hoạch phổ biến kết quả/ứng dụng</w:t>
+        <w:t>16. Kế hoạch phổ biến kết quả/ứng dụng</w:t>
       </w:r>
     </w:p>
     <w:p>
@@ -7023,7 +7676,7 @@
           <w:i w:val="0"/>
           <w:sz w:val="32"/>
         </w:rPr>
-        <w:t>15. Tiến độ và nguồn lực</w:t>
+        <w:t>17. Tiến độ và nguồn lực</w:t>
       </w:r>
     </w:p>
     <w:p>
@@ -7172,7 +7825,7 @@
           <w:i w:val="0"/>
           <w:sz w:val="32"/>
         </w:rPr>
-        <w:t>16. Tài liệu tham khảo Vancouver/NLM</w:t>
+        <w:t>18. Tài liệu tham khảo Vancouver/NLM</w:t>
       </w:r>
     </w:p>
     <w:p>
@@ -7243,7 +7896,7 @@
           <w:i w:val="0"/>
           <w:sz w:val="32"/>
         </w:rPr>
-        <w:t>Ma trận bao phủ 20 thành phần protocol lõi</w:t>
+        <w:t>Ma trận bao phủ 23 thành phần protocol lõi</w:t>
       </w:r>
     </w:p>
     <w:p>
@@ -7258,7 +7911,7 @@
           <w:i w:val="0"/>
           <w:sz w:val="26"/>
         </w:rPr>
-        <w:t>Bố cục 16 chương được chấp nhận khi toàn bộ 20 thành phần nội dung dưới đây có vị trí, dữ liệu và nguồn truy xuất. `ĐỦ DỮ LIỆU DỰ THẢO` không đồng nghĩa đã được IRB/chủ nhiệm phê duyệt.</w:t>
+        <w:t>Bố cục 18 chương được chấp nhận khi toàn bộ 23 thành phần nội dung dưới đây có vị trí, dữ liệu và nguồn truy xuất. `ĐỦ DỮ LIỆU DỰ THẢO` không đồng nghĩa đã được IRB/chủ nhiệm phê duyệt.</w:t>
       </w:r>
     </w:p>
     <w:tbl>
@@ -9609,7 +10262,7 @@
                 <w:i w:val="0"/>
                 <w:sz w:val="22"/>
               </w:rPr>
-              <w:t>Sai lệch và biện pháp giảm thiểu</w:t>
+              <w:t>Sai lệch, hạn chế dự kiến và biện pháp giảm thiểu</w:t>
             </w:r>
           </w:p>
         </w:tc>
@@ -9665,7 +10318,7 @@
                 <w:i w:val="0"/>
                 <w:sz w:val="22"/>
               </w:rPr>
-              <w:t>Nguy cơ sai lệch; Biện pháp giảm thiểu</w:t>
+              <w:t>Nguy cơ sai lệch; Biện pháp giảm thiểu; Phạm vi và hạn chế dự kiến</w:t>
             </w:r>
           </w:p>
         </w:tc>
@@ -10262,6 +10915,432 @@
                 <w:sz w:val="22"/>
               </w:rPr>
               <w:t>G0/G7 + phụ lục G10</w:t>
+            </w:r>
+          </w:p>
+        </w:tc>
+      </w:tr>
+      <w:tr>
+        <w:tc>
+          <w:tcPr>
+            <w:tcW w:type="dxa" w:w="1814"/>
+            <w:vAlign w:val="top"/>
+            <w:tcMar>
+              <w:top w:w="108" w:type="dxa"/>
+              <w:left w:w="108" w:type="dxa"/>
+              <w:bottom w:w="108" w:type="dxa"/>
+              <w:right w:w="108" w:type="dxa"/>
+            </w:tcMar>
+          </w:tcPr>
+          <w:p>
+            <w:pPr>
+              <w:spacing w:before="40" w:after="40" w:lineRule="auto" w:line="276"/>
+              <w:jc w:val="both"/>
+            </w:pPr>
+            <w:r/>
+            <w:r>
+              <w:rPr>
+                <w:rFonts w:ascii="Times New Roman" w:hAnsi="Times New Roman" w:eastAsia="Times New Roman" w:cs="Times New Roman"/>
+                <w:b w:val="0"/>
+                <w:i w:val="0"/>
+                <w:sz w:val="22"/>
+              </w:rPr>
+              <w:t>P21</w:t>
+            </w:r>
+          </w:p>
+        </w:tc>
+        <w:tc>
+          <w:tcPr>
+            <w:tcW w:type="dxa" w:w="1814"/>
+            <w:vAlign w:val="top"/>
+            <w:tcMar>
+              <w:top w:w="108" w:type="dxa"/>
+              <w:left w:w="108" w:type="dxa"/>
+              <w:bottom w:w="108" w:type="dxa"/>
+              <w:right w:w="108" w:type="dxa"/>
+            </w:tcMar>
+          </w:tcPr>
+          <w:p>
+            <w:pPr>
+              <w:spacing w:before="40" w:after="40" w:lineRule="auto" w:line="276"/>
+              <w:jc w:val="both"/>
+            </w:pPr>
+            <w:r/>
+            <w:r>
+              <w:rPr>
+                <w:rFonts w:ascii="Times New Roman" w:hAnsi="Times New Roman" w:eastAsia="Times New Roman" w:cs="Times New Roman"/>
+                <w:b w:val="0"/>
+                <w:i w:val="0"/>
+                <w:sz w:val="22"/>
+              </w:rPr>
+              <w:t>Tổng quan tài liệu: tổng hợp nghiên cứu trước, điểm đồng thuận và bất đồng</w:t>
+            </w:r>
+          </w:p>
+        </w:tc>
+        <w:tc>
+          <w:tcPr>
+            <w:tcW w:type="dxa" w:w="1814"/>
+            <w:vAlign w:val="top"/>
+            <w:tcMar>
+              <w:top w:w="108" w:type="dxa"/>
+              <w:left w:w="108" w:type="dxa"/>
+              <w:bottom w:w="108" w:type="dxa"/>
+              <w:right w:w="108" w:type="dxa"/>
+            </w:tcMar>
+          </w:tcPr>
+          <w:p>
+            <w:pPr>
+              <w:spacing w:before="40" w:after="40" w:lineRule="auto" w:line="276"/>
+              <w:jc w:val="both"/>
+            </w:pPr>
+            <w:r/>
+            <w:r>
+              <w:rPr>
+                <w:rFonts w:ascii="Times New Roman" w:hAnsi="Times New Roman" w:eastAsia="Times New Roman" w:cs="Times New Roman"/>
+                <w:b w:val="0"/>
+                <w:i w:val="0"/>
+                <w:sz w:val="22"/>
+              </w:rPr>
+              <w:t>THIẾU</w:t>
+            </w:r>
+          </w:p>
+        </w:tc>
+        <w:tc>
+          <w:tcPr>
+            <w:tcW w:type="dxa" w:w="1814"/>
+            <w:vAlign w:val="top"/>
+            <w:tcMar>
+              <w:top w:w="108" w:type="dxa"/>
+              <w:left w:w="108" w:type="dxa"/>
+              <w:bottom w:w="108" w:type="dxa"/>
+              <w:right w:w="108" w:type="dxa"/>
+            </w:tcMar>
+          </w:tcPr>
+          <w:p>
+            <w:pPr>
+              <w:spacing w:before="40" w:after="40" w:lineRule="auto" w:line="276"/>
+              <w:jc w:val="both"/>
+            </w:pPr>
+            <w:r/>
+            <w:r>
+              <w:rPr>
+                <w:rFonts w:ascii="Times New Roman" w:hAnsi="Times New Roman" w:eastAsia="Times New Roman" w:cs="Times New Roman"/>
+                <w:b w:val="0"/>
+                <w:i w:val="0"/>
+                <w:sz w:val="22"/>
+              </w:rPr>
+              <w:t>Tổng hợp nghiên cứu trước; Điểm đồng thuận/bất đồng</w:t>
+            </w:r>
+          </w:p>
+        </w:tc>
+        <w:tc>
+          <w:tcPr>
+            <w:tcW w:type="dxa" w:w="1814"/>
+            <w:vAlign w:val="top"/>
+            <w:tcMar>
+              <w:top w:w="108" w:type="dxa"/>
+              <w:left w:w="108" w:type="dxa"/>
+              <w:bottom w:w="108" w:type="dxa"/>
+              <w:right w:w="108" w:type="dxa"/>
+            </w:tcMar>
+          </w:tcPr>
+          <w:p>
+            <w:pPr>
+              <w:spacing w:before="40" w:after="40" w:lineRule="auto" w:line="276"/>
+              <w:jc w:val="both"/>
+            </w:pPr>
+            <w:r/>
+            <w:r>
+              <w:rPr>
+                <w:rFonts w:ascii="Times New Roman" w:hAnsi="Times New Roman" w:eastAsia="Times New Roman" w:cs="Times New Roman"/>
+                <w:b w:val="0"/>
+                <w:i w:val="0"/>
+                <w:sz w:val="22"/>
+              </w:rPr>
+              <w:t>study_meta/G0-G1 (Evidence Ledger A2b)</w:t>
+            </w:r>
+          </w:p>
+        </w:tc>
+      </w:tr>
+      <w:tr>
+        <w:tc>
+          <w:tcPr>
+            <w:tcW w:type="dxa" w:w="1814"/>
+            <w:vAlign w:val="top"/>
+            <w:tcMar>
+              <w:top w:w="108" w:type="dxa"/>
+              <w:left w:w="108" w:type="dxa"/>
+              <w:bottom w:w="108" w:type="dxa"/>
+              <w:right w:w="108" w:type="dxa"/>
+            </w:tcMar>
+          </w:tcPr>
+          <w:p>
+            <w:pPr>
+              <w:spacing w:before="40" w:after="40" w:lineRule="auto" w:line="276"/>
+              <w:jc w:val="both"/>
+            </w:pPr>
+            <w:r/>
+            <w:r>
+              <w:rPr>
+                <w:rFonts w:ascii="Times New Roman" w:hAnsi="Times New Roman" w:eastAsia="Times New Roman" w:cs="Times New Roman"/>
+                <w:b w:val="0"/>
+                <w:i w:val="0"/>
+                <w:sz w:val="22"/>
+              </w:rPr>
+              <w:t>P22</w:t>
+            </w:r>
+          </w:p>
+        </w:tc>
+        <w:tc>
+          <w:tcPr>
+            <w:tcW w:type="dxa" w:w="1814"/>
+            <w:vAlign w:val="top"/>
+            <w:tcMar>
+              <w:top w:w="108" w:type="dxa"/>
+              <w:left w:w="108" w:type="dxa"/>
+              <w:bottom w:w="108" w:type="dxa"/>
+              <w:right w:w="108" w:type="dxa"/>
+            </w:tcMar>
+          </w:tcPr>
+          <w:p>
+            <w:pPr>
+              <w:spacing w:before="40" w:after="40" w:lineRule="auto" w:line="276"/>
+              <w:jc w:val="both"/>
+            </w:pPr>
+            <w:r/>
+            <w:r>
+              <w:rPr>
+                <w:rFonts w:ascii="Times New Roman" w:hAnsi="Times New Roman" w:eastAsia="Times New Roman" w:cs="Times New Roman"/>
+                <w:b w:val="0"/>
+                <w:i w:val="0"/>
+                <w:sz w:val="22"/>
+              </w:rPr>
+              <w:t>Khung lý thuyết hoặc mô hình khái niệm (hoặc nêu rõ không áp dụng, có lý do)</w:t>
+            </w:r>
+          </w:p>
+        </w:tc>
+        <w:tc>
+          <w:tcPr>
+            <w:tcW w:type="dxa" w:w="1814"/>
+            <w:vAlign w:val="top"/>
+            <w:tcMar>
+              <w:top w:w="108" w:type="dxa"/>
+              <w:left w:w="108" w:type="dxa"/>
+              <w:bottom w:w="108" w:type="dxa"/>
+              <w:right w:w="108" w:type="dxa"/>
+            </w:tcMar>
+          </w:tcPr>
+          <w:p>
+            <w:pPr>
+              <w:spacing w:before="40" w:after="40" w:lineRule="auto" w:line="276"/>
+              <w:jc w:val="both"/>
+            </w:pPr>
+            <w:r/>
+            <w:r>
+              <w:rPr>
+                <w:rFonts w:ascii="Times New Roman" w:hAnsi="Times New Roman" w:eastAsia="Times New Roman" w:cs="Times New Roman"/>
+                <w:b w:val="0"/>
+                <w:i w:val="0"/>
+                <w:sz w:val="22"/>
+              </w:rPr>
+              <w:t>THIẾU</w:t>
+            </w:r>
+          </w:p>
+        </w:tc>
+        <w:tc>
+          <w:tcPr>
+            <w:tcW w:type="dxa" w:w="1814"/>
+            <w:vAlign w:val="top"/>
+            <w:tcMar>
+              <w:top w:w="108" w:type="dxa"/>
+              <w:left w:w="108" w:type="dxa"/>
+              <w:bottom w:w="108" w:type="dxa"/>
+              <w:right w:w="108" w:type="dxa"/>
+            </w:tcMar>
+          </w:tcPr>
+          <w:p>
+            <w:pPr>
+              <w:spacing w:before="40" w:after="40" w:lineRule="auto" w:line="276"/>
+              <w:jc w:val="both"/>
+            </w:pPr>
+            <w:r/>
+            <w:r>
+              <w:rPr>
+                <w:rFonts w:ascii="Times New Roman" w:hAnsi="Times New Roman" w:eastAsia="Times New Roman" w:cs="Times New Roman"/>
+                <w:b w:val="0"/>
+                <w:i w:val="0"/>
+                <w:sz w:val="22"/>
+              </w:rPr>
+              <w:t>Khung lý thuyết/mô hình khái niệm (hoặc lý do không áp dụng)</w:t>
+            </w:r>
+          </w:p>
+        </w:tc>
+        <w:tc>
+          <w:tcPr>
+            <w:tcW w:type="dxa" w:w="1814"/>
+            <w:vAlign w:val="top"/>
+            <w:tcMar>
+              <w:top w:w="108" w:type="dxa"/>
+              <w:left w:w="108" w:type="dxa"/>
+              <w:bottom w:w="108" w:type="dxa"/>
+              <w:right w:w="108" w:type="dxa"/>
+            </w:tcMar>
+          </w:tcPr>
+          <w:p>
+            <w:pPr>
+              <w:spacing w:before="40" w:after="40" w:lineRule="auto" w:line="276"/>
+              <w:jc w:val="both"/>
+            </w:pPr>
+            <w:r/>
+            <w:r>
+              <w:rPr>
+                <w:rFonts w:ascii="Times New Roman" w:hAnsi="Times New Roman" w:eastAsia="Times New Roman" w:cs="Times New Roman"/>
+                <w:b w:val="0"/>
+                <w:i w:val="0"/>
+                <w:sz w:val="22"/>
+              </w:rPr>
+              <w:t>study_meta</w:t>
+            </w:r>
+          </w:p>
+        </w:tc>
+      </w:tr>
+      <w:tr>
+        <w:tc>
+          <w:tcPr>
+            <w:tcW w:type="dxa" w:w="1814"/>
+            <w:vAlign w:val="top"/>
+            <w:tcMar>
+              <w:top w:w="108" w:type="dxa"/>
+              <w:left w:w="108" w:type="dxa"/>
+              <w:bottom w:w="108" w:type="dxa"/>
+              <w:right w:w="108" w:type="dxa"/>
+            </w:tcMar>
+          </w:tcPr>
+          <w:p>
+            <w:pPr>
+              <w:spacing w:before="40" w:after="40" w:lineRule="auto" w:line="276"/>
+              <w:jc w:val="both"/>
+            </w:pPr>
+            <w:r/>
+            <w:r>
+              <w:rPr>
+                <w:rFonts w:ascii="Times New Roman" w:hAnsi="Times New Roman" w:eastAsia="Times New Roman" w:cs="Times New Roman"/>
+                <w:b w:val="0"/>
+                <w:i w:val="0"/>
+                <w:sz w:val="22"/>
+              </w:rPr>
+              <w:t>P23</w:t>
+            </w:r>
+          </w:p>
+        </w:tc>
+        <w:tc>
+          <w:tcPr>
+            <w:tcW w:type="dxa" w:w="1814"/>
+            <w:vAlign w:val="top"/>
+            <w:tcMar>
+              <w:top w:w="108" w:type="dxa"/>
+              <w:left w:w="108" w:type="dxa"/>
+              <w:bottom w:w="108" w:type="dxa"/>
+              <w:right w:w="108" w:type="dxa"/>
+            </w:tcMar>
+          </w:tcPr>
+          <w:p>
+            <w:pPr>
+              <w:spacing w:before="40" w:after="40" w:lineRule="auto" w:line="276"/>
+              <w:jc w:val="both"/>
+            </w:pPr>
+            <w:r/>
+            <w:r>
+              <w:rPr>
+                <w:rFonts w:ascii="Times New Roman" w:hAnsi="Times New Roman" w:eastAsia="Times New Roman" w:cs="Times New Roman"/>
+                <w:b w:val="0"/>
+                <w:i w:val="0"/>
+                <w:sz w:val="22"/>
+              </w:rPr>
+              <w:t>Dự kiến kết quả và khung bảng trống (dummy tables), không số liệu</w:t>
+            </w:r>
+          </w:p>
+        </w:tc>
+        <w:tc>
+          <w:tcPr>
+            <w:tcW w:type="dxa" w:w="1814"/>
+            <w:vAlign w:val="top"/>
+            <w:tcMar>
+              <w:top w:w="108" w:type="dxa"/>
+              <w:left w:w="108" w:type="dxa"/>
+              <w:bottom w:w="108" w:type="dxa"/>
+              <w:right w:w="108" w:type="dxa"/>
+            </w:tcMar>
+          </w:tcPr>
+          <w:p>
+            <w:pPr>
+              <w:spacing w:before="40" w:after="40" w:lineRule="auto" w:line="276"/>
+              <w:jc w:val="both"/>
+            </w:pPr>
+            <w:r/>
+            <w:r>
+              <w:rPr>
+                <w:rFonts w:ascii="Times New Roman" w:hAnsi="Times New Roman" w:eastAsia="Times New Roman" w:cs="Times New Roman"/>
+                <w:b w:val="0"/>
+                <w:i w:val="0"/>
+                <w:sz w:val="22"/>
+              </w:rPr>
+              <w:t>THIẾU</w:t>
+            </w:r>
+          </w:p>
+        </w:tc>
+        <w:tc>
+          <w:tcPr>
+            <w:tcW w:type="dxa" w:w="1814"/>
+            <w:vAlign w:val="top"/>
+            <w:tcMar>
+              <w:top w:w="108" w:type="dxa"/>
+              <w:left w:w="108" w:type="dxa"/>
+              <w:bottom w:w="108" w:type="dxa"/>
+              <w:right w:w="108" w:type="dxa"/>
+            </w:tcMar>
+          </w:tcPr>
+          <w:p>
+            <w:pPr>
+              <w:spacing w:before="40" w:after="40" w:lineRule="auto" w:line="276"/>
+              <w:jc w:val="both"/>
+            </w:pPr>
+            <w:r/>
+            <w:r>
+              <w:rPr>
+                <w:rFonts w:ascii="Times New Roman" w:hAnsi="Times New Roman" w:eastAsia="Times New Roman" w:cs="Times New Roman"/>
+                <w:b w:val="0"/>
+                <w:i w:val="0"/>
+                <w:sz w:val="22"/>
+              </w:rPr>
+              <w:t>Khung bảng trống (dummy tables); Tóm tắt kết quả dự kiến — không số liệu</w:t>
+            </w:r>
+          </w:p>
+        </w:tc>
+        <w:tc>
+          <w:tcPr>
+            <w:tcW w:type="dxa" w:w="1814"/>
+            <w:vAlign w:val="top"/>
+            <w:tcMar>
+              <w:top w:w="108" w:type="dxa"/>
+              <w:left w:w="108" w:type="dxa"/>
+              <w:bottom w:w="108" w:type="dxa"/>
+              <w:right w:w="108" w:type="dxa"/>
+            </w:tcMar>
+          </w:tcPr>
+          <w:p>
+            <w:pPr>
+              <w:spacing w:before="40" w:after="40" w:lineRule="auto" w:line="276"/>
+              <w:jc w:val="both"/>
+            </w:pPr>
+            <w:r/>
+            <w:r>
+              <w:rPr>
+                <w:rFonts w:ascii="Times New Roman" w:hAnsi="Times New Roman" w:eastAsia="Times New Roman" w:cs="Times New Roman"/>
+                <w:b w:val="0"/>
+                <w:i w:val="0"/>
+                <w:sz w:val="22"/>
+              </w:rPr>
+              <w:t>study_meta/G4 (SAP §11) + danh mục bảng/hình G10</w:t>
             </w:r>
           </w:p>
         </w:tc>
@@ -10289,7 +11368,7 @@
           <w:i w:val="0"/>
           <w:sz w:val="26"/>
         </w:rPr>
-        <w:t xml:space="preserve"> 1/20 thành phần đủ dữ liệu dự thảo; trạng thái `STRUCTURE_COMPLETE_WITH_OPEN_DECISIONS`.</w:t>
+        <w:t xml:space="preserve"> 1/23 thành phần đủ dữ liệu dự thảo; trạng thái `STRUCTURE_COMPLETE_WITH_OPEN_DECISIONS`.</w:t>
       </w:r>
     </w:p>
     <w:p>
@@ -12947,6 +14026,107 @@
           <w:i w:val="0"/>
           <w:sz w:val="32"/>
         </w:rPr>
+        <w:t>Checklist chuẩn đề cương theo từng mục</w:t>
+      </w:r>
+    </w:p>
+    <w:p>
+      <w:pPr>
+        <w:spacing w:before="0" w:after="160" w:lineRule="auto" w:line="360"/>
+        <w:jc w:val="both"/>
+      </w:pPr>
+      <w:r>
+        <w:rPr>
+          <w:rFonts w:ascii="Times New Roman" w:hAnsi="Times New Roman" w:eastAsia="Times New Roman" w:cs="Times New Roman"/>
+          <w:b/>
+          <w:i w:val="0"/>
+          <w:sz w:val="26"/>
+        </w:rPr>
+        <w:t>Thiết kế chuẩn hoá:</w:t>
+      </w:r>
+      <w:r>
+        <w:rPr>
+          <w:rFonts w:ascii="Times New Roman" w:hAnsi="Times New Roman" w:eastAsia="Times New Roman" w:cs="Times New Roman"/>
+          <w:b w:val="0"/>
+          <w:i w:val="0"/>
+          <w:sz w:val="26"/>
+        </w:rPr>
+        <w:t xml:space="preserve"> `cross_sectional`.</w:t>
+      </w:r>
+    </w:p>
+    <w:p>
+      <w:pPr>
+        <w:spacing w:before="0" w:after="160" w:lineRule="auto" w:line="360"/>
+        <w:jc w:val="both"/>
+      </w:pPr>
+      <w:r>
+        <w:rPr>
+          <w:rFonts w:ascii="Times New Roman" w:hAnsi="Times New Roman" w:eastAsia="Times New Roman" w:cs="Times New Roman"/>
+          <w:b/>
+          <w:i w:val="0"/>
+          <w:sz w:val="26"/>
+        </w:rPr>
+        <w:t>Chuẩn đề cương/protocol áp dụng:</w:t>
+      </w:r>
+      <w:r>
+        <w:rPr>
+          <w:rFonts w:ascii="Times New Roman" w:hAnsi="Times New Roman" w:eastAsia="Times New Roman" w:cs="Times New Roman"/>
+          <w:b w:val="0"/>
+          <w:i w:val="0"/>
+          <w:sz w:val="26"/>
+        </w:rPr>
+        <w:t xml:space="preserve"> Protocol định trước; đăng ký nếu cần minh bạch.</w:t>
+      </w:r>
+    </w:p>
+    <w:p>
+      <w:pPr>
+        <w:spacing w:before="0" w:after="160" w:lineRule="auto" w:line="360"/>
+        <w:jc w:val="both"/>
+      </w:pPr>
+      <w:r>
+        <w:rPr>
+          <w:rFonts w:ascii="Times New Roman" w:hAnsi="Times New Roman" w:eastAsia="Times New Roman" w:cs="Times New Roman"/>
+          <w:b w:val="0"/>
+          <w:i w:val="0"/>
+          <w:sz w:val="26"/>
+        </w:rPr>
+        <w:t xml:space="preserve">Thiết kế này không có checklist ĐỀ CƯƠNG theo từng mục được chấp nhận rộng rãi (STROBE là chuẩn BÁO CÁO, dùng ở bản thảo G7). Yêu cầu tối thiểu vẫn là: protocol định trước, đăng ký khi cần minh bạch, SAP khóa trước khi xem dữ liệu — xem </w:t>
+      </w:r>
+      <w:r>
+        <w:rPr>
+          <w:rFonts w:ascii="Times New Roman" w:hAnsi="Times New Roman" w:eastAsia="Times New Roman" w:cs="Times New Roman"/>
+          <w:b w:val="0"/>
+          <w:i/>
+          <w:sz w:val="26"/>
+        </w:rPr>
+        <w:t>Ma trận tuân thủ tiêu chuẩn quốc tế</w:t>
+      </w:r>
+      <w:r>
+        <w:rPr>
+          <w:rFonts w:ascii="Times New Roman" w:hAnsi="Times New Roman" w:eastAsia="Times New Roman" w:cs="Times New Roman"/>
+          <w:b w:val="0"/>
+          <w:i w:val="0"/>
+          <w:sz w:val="26"/>
+        </w:rPr>
+        <w:t>.</w:t>
+      </w:r>
+    </w:p>
+    <w:p>
+      <w:r>
+        <w:br w:type="page"/>
+      </w:r>
+    </w:p>
+    <w:p>
+      <w:pPr>
+        <w:spacing w:before="0" w:after="320" w:lineRule="auto" w:line="312"/>
+        <w:jc w:val="center"/>
+      </w:pPr>
+      <w:r>
+        <w:rPr>
+          <w:rFonts w:ascii="Times New Roman" w:hAnsi="Times New Roman" w:eastAsia="Times New Roman" w:cs="Times New Roman"/>
+          <w:b/>
+          <w:i w:val="0"/>
+          <w:sz w:val="32"/>
+        </w:rPr>
         <w:t>Bảng kiểm hoàn thành kỹ thuật</w:t>
       </w:r>
     </w:p>
@@ -22575,6 +23755,346 @@
               <w:jc w:val="both"/>
             </w:pPr>
             <w:r/>
+          </w:p>
+        </w:tc>
+      </w:tr>
+      <w:tr>
+        <w:tc>
+          <w:tcPr>
+            <w:tcW w:type="dxa" w:w="1512"/>
+            <w:vAlign w:val="top"/>
+            <w:tcMar>
+              <w:top w:w="108" w:type="dxa"/>
+              <w:left w:w="108" w:type="dxa"/>
+              <w:bottom w:w="108" w:type="dxa"/>
+              <w:right w:w="108" w:type="dxa"/>
+            </w:tcMar>
+          </w:tcPr>
+          <w:p>
+            <w:pPr>
+              <w:spacing w:before="40" w:after="40" w:lineRule="auto" w:line="276"/>
+              <w:jc w:val="both"/>
+            </w:pPr>
+            <w:r/>
+            <w:r>
+              <w:rPr>
+                <w:rFonts w:ascii="Times New Roman" w:hAnsi="Times New Roman" w:eastAsia="Times New Roman" w:cs="Times New Roman"/>
+                <w:b w:val="0"/>
+                <w:i w:val="0"/>
+                <w:sz w:val="22"/>
+              </w:rPr>
+              <w:t>Quyết định `D17`</w:t>
+            </w:r>
+          </w:p>
+        </w:tc>
+        <w:tc>
+          <w:tcPr>
+            <w:tcW w:type="dxa" w:w="1512"/>
+            <w:vAlign w:val="top"/>
+            <w:tcMar>
+              <w:top w:w="108" w:type="dxa"/>
+              <w:left w:w="108" w:type="dxa"/>
+              <w:bottom w:w="108" w:type="dxa"/>
+              <w:right w:w="108" w:type="dxa"/>
+            </w:tcMar>
+          </w:tcPr>
+          <w:p>
+            <w:pPr>
+              <w:spacing w:before="40" w:after="40" w:lineRule="auto" w:line="276"/>
+              <w:jc w:val="both"/>
+            </w:pPr>
+            <w:r/>
+            <w:r>
+              <w:rPr>
+                <w:rFonts w:ascii="Times New Roman" w:hAnsi="Times New Roman" w:eastAsia="Times New Roman" w:cs="Times New Roman"/>
+                <w:b w:val="0"/>
+                <w:i w:val="0"/>
+                <w:sz w:val="22"/>
+              </w:rPr>
+              <w:t>Tổng quan tài liệu và khung lý thuyết (hoặc lý do không áp dụng); thiếu `literature.summary, theory.framework</w:t>
+            </w:r>
+          </w:p>
+        </w:tc>
+        <w:tc>
+          <w:tcPr>
+            <w:tcW w:type="dxa" w:w="1512"/>
+            <w:vAlign w:val="top"/>
+            <w:tcMar>
+              <w:top w:w="108" w:type="dxa"/>
+              <w:left w:w="108" w:type="dxa"/>
+              <w:bottom w:w="108" w:type="dxa"/>
+              <w:right w:w="108" w:type="dxa"/>
+            </w:tcMar>
+          </w:tcPr>
+          <w:p>
+            <w:pPr>
+              <w:spacing w:before="40" w:after="40" w:lineRule="auto" w:line="276"/>
+              <w:jc w:val="both"/>
+            </w:pPr>
+            <w:r/>
+            <w:r>
+              <w:rPr>
+                <w:rFonts w:ascii="Times New Roman" w:hAnsi="Times New Roman" w:eastAsia="Times New Roman" w:cs="Times New Roman"/>
+                <w:b w:val="0"/>
+                <w:i w:val="0"/>
+                <w:sz w:val="22"/>
+              </w:rPr>
+              <w:t>theory.not_applicable_rationale`</w:t>
+            </w:r>
+          </w:p>
+        </w:tc>
+        <w:tc>
+          <w:tcPr>
+            <w:tcW w:type="dxa" w:w="1512"/>
+            <w:vAlign w:val="top"/>
+            <w:tcMar>
+              <w:top w:w="108" w:type="dxa"/>
+              <w:left w:w="108" w:type="dxa"/>
+              <w:bottom w:w="108" w:type="dxa"/>
+              <w:right w:w="108" w:type="dxa"/>
+            </w:tcMar>
+          </w:tcPr>
+          <w:p>
+            <w:pPr>
+              <w:spacing w:before="40" w:after="40" w:lineRule="auto" w:line="276"/>
+              <w:jc w:val="both"/>
+            </w:pPr>
+            <w:r/>
+            <w:r>
+              <w:rPr>
+                <w:rFonts w:ascii="Times New Roman" w:hAnsi="Times New Roman" w:eastAsia="Times New Roman" w:cs="Times New Roman"/>
+                <w:b w:val="0"/>
+                <w:i w:val="0"/>
+                <w:sz w:val="22"/>
+              </w:rPr>
+              <w:t>Protocol chưa đủ nội dung khoa học để thẩm định chính thức.</w:t>
+            </w:r>
+          </w:p>
+        </w:tc>
+        <w:tc>
+          <w:tcPr>
+            <w:tcW w:type="dxa" w:w="1512"/>
+            <w:vAlign w:val="top"/>
+            <w:tcMar>
+              <w:top w:w="108" w:type="dxa"/>
+              <w:left w:w="108" w:type="dxa"/>
+              <w:bottom w:w="108" w:type="dxa"/>
+              <w:right w:w="108" w:type="dxa"/>
+            </w:tcMar>
+          </w:tcPr>
+          <w:p>
+            <w:pPr>
+              <w:spacing w:before="40" w:after="40" w:lineRule="auto" w:line="276"/>
+              <w:jc w:val="both"/>
+            </w:pPr>
+            <w:r/>
+            <w:r>
+              <w:rPr>
+                <w:rFonts w:ascii="Times New Roman" w:hAnsi="Times New Roman" w:eastAsia="Times New Roman" w:cs="Times New Roman"/>
+                <w:b w:val="0"/>
+                <w:i w:val="0"/>
+                <w:sz w:val="22"/>
+              </w:rPr>
+              <w:t>Bổ sung/xác nhận trong study_meta.json rồi chạy lại G10.</w:t>
+            </w:r>
+          </w:p>
+        </w:tc>
+        <w:tc>
+          <w:tcPr>
+            <w:tcW w:type="dxa" w:w="1512"/>
+            <w:vAlign w:val="top"/>
+            <w:tcMar>
+              <w:top w:w="108" w:type="dxa"/>
+              <w:left w:w="108" w:type="dxa"/>
+              <w:bottom w:w="108" w:type="dxa"/>
+              <w:right w:w="108" w:type="dxa"/>
+            </w:tcMar>
+          </w:tcPr>
+          <w:p>
+            <w:pPr>
+              <w:spacing w:before="40" w:after="40" w:lineRule="auto" w:line="276"/>
+              <w:jc w:val="both"/>
+            </w:pPr>
+            <w:r/>
+            <w:r>
+              <w:rPr>
+                <w:rFonts w:ascii="Times New Roman" w:hAnsi="Times New Roman" w:eastAsia="Times New Roman" w:cs="Times New Roman"/>
+                <w:b w:val="0"/>
+                <w:i w:val="0"/>
+                <w:sz w:val="22"/>
+              </w:rPr>
+              <w:t>Chủ nhiệm + EBM specialist</w:t>
+            </w:r>
+          </w:p>
+        </w:tc>
+      </w:tr>
+      <w:tr>
+        <w:tc>
+          <w:tcPr>
+            <w:tcW w:type="dxa" w:w="1512"/>
+            <w:vAlign w:val="top"/>
+            <w:tcMar>
+              <w:top w:w="108" w:type="dxa"/>
+              <w:left w:w="108" w:type="dxa"/>
+              <w:bottom w:w="108" w:type="dxa"/>
+              <w:right w:w="108" w:type="dxa"/>
+            </w:tcMar>
+          </w:tcPr>
+          <w:p>
+            <w:pPr>
+              <w:spacing w:before="40" w:after="40" w:lineRule="auto" w:line="276"/>
+              <w:jc w:val="both"/>
+            </w:pPr>
+            <w:r/>
+            <w:r>
+              <w:rPr>
+                <w:rFonts w:ascii="Times New Roman" w:hAnsi="Times New Roman" w:eastAsia="Times New Roman" w:cs="Times New Roman"/>
+                <w:b w:val="0"/>
+                <w:i w:val="0"/>
+                <w:sz w:val="22"/>
+              </w:rPr>
+              <w:t>Quyết định `D18`</w:t>
+            </w:r>
+          </w:p>
+        </w:tc>
+        <w:tc>
+          <w:tcPr>
+            <w:tcW w:type="dxa" w:w="1512"/>
+            <w:vAlign w:val="top"/>
+            <w:tcMar>
+              <w:top w:w="108" w:type="dxa"/>
+              <w:left w:w="108" w:type="dxa"/>
+              <w:bottom w:w="108" w:type="dxa"/>
+              <w:right w:w="108" w:type="dxa"/>
+            </w:tcMar>
+          </w:tcPr>
+          <w:p>
+            <w:pPr>
+              <w:spacing w:before="40" w:after="40" w:lineRule="auto" w:line="276"/>
+              <w:jc w:val="both"/>
+            </w:pPr>
+            <w:r/>
+            <w:r>
+              <w:rPr>
+                <w:rFonts w:ascii="Times New Roman" w:hAnsi="Times New Roman" w:eastAsia="Times New Roman" w:cs="Times New Roman"/>
+                <w:b w:val="0"/>
+                <w:i w:val="0"/>
+                <w:sz w:val="22"/>
+              </w:rPr>
+              <w:t>Dự kiến kết quả: khung bảng trống theo ma trận truy xuất, không số liệu; thiếu `expected_results.table_shells</w:t>
+            </w:r>
+          </w:p>
+        </w:tc>
+        <w:tc>
+          <w:tcPr>
+            <w:tcW w:type="dxa" w:w="1512"/>
+            <w:vAlign w:val="top"/>
+            <w:tcMar>
+              <w:top w:w="108" w:type="dxa"/>
+              <w:left w:w="108" w:type="dxa"/>
+              <w:bottom w:w="108" w:type="dxa"/>
+              <w:right w:w="108" w:type="dxa"/>
+            </w:tcMar>
+          </w:tcPr>
+          <w:p>
+            <w:pPr>
+              <w:spacing w:before="40" w:after="40" w:lineRule="auto" w:line="276"/>
+              <w:jc w:val="both"/>
+            </w:pPr>
+            <w:r/>
+            <w:r>
+              <w:rPr>
+                <w:rFonts w:ascii="Times New Roman" w:hAnsi="Times New Roman" w:eastAsia="Times New Roman" w:cs="Times New Roman"/>
+                <w:b w:val="0"/>
+                <w:i w:val="0"/>
+                <w:sz w:val="22"/>
+              </w:rPr>
+              <w:t>expected_results.summary`</w:t>
+            </w:r>
+          </w:p>
+        </w:tc>
+        <w:tc>
+          <w:tcPr>
+            <w:tcW w:type="dxa" w:w="1512"/>
+            <w:vAlign w:val="top"/>
+            <w:tcMar>
+              <w:top w:w="108" w:type="dxa"/>
+              <w:left w:w="108" w:type="dxa"/>
+              <w:bottom w:w="108" w:type="dxa"/>
+              <w:right w:w="108" w:type="dxa"/>
+            </w:tcMar>
+          </w:tcPr>
+          <w:p>
+            <w:pPr>
+              <w:spacing w:before="40" w:after="40" w:lineRule="auto" w:line="276"/>
+              <w:jc w:val="both"/>
+            </w:pPr>
+            <w:r/>
+            <w:r>
+              <w:rPr>
+                <w:rFonts w:ascii="Times New Roman" w:hAnsi="Times New Roman" w:eastAsia="Times New Roman" w:cs="Times New Roman"/>
+                <w:b w:val="0"/>
+                <w:i w:val="0"/>
+                <w:sz w:val="22"/>
+              </w:rPr>
+              <w:t>Protocol chưa đủ nội dung khoa học để thẩm định chính thức.</w:t>
+            </w:r>
+          </w:p>
+        </w:tc>
+        <w:tc>
+          <w:tcPr>
+            <w:tcW w:type="dxa" w:w="1512"/>
+            <w:vAlign w:val="top"/>
+            <w:tcMar>
+              <w:top w:w="108" w:type="dxa"/>
+              <w:left w:w="108" w:type="dxa"/>
+              <w:bottom w:w="108" w:type="dxa"/>
+              <w:right w:w="108" w:type="dxa"/>
+            </w:tcMar>
+          </w:tcPr>
+          <w:p>
+            <w:pPr>
+              <w:spacing w:before="40" w:after="40" w:lineRule="auto" w:line="276"/>
+              <w:jc w:val="both"/>
+            </w:pPr>
+            <w:r/>
+            <w:r>
+              <w:rPr>
+                <w:rFonts w:ascii="Times New Roman" w:hAnsi="Times New Roman" w:eastAsia="Times New Roman" w:cs="Times New Roman"/>
+                <w:b w:val="0"/>
+                <w:i w:val="0"/>
+                <w:sz w:val="22"/>
+              </w:rPr>
+              <w:t>Bổ sung/xác nhận trong study_meta.json rồi chạy lại G10.</w:t>
+            </w:r>
+          </w:p>
+        </w:tc>
+        <w:tc>
+          <w:tcPr>
+            <w:tcW w:type="dxa" w:w="1512"/>
+            <w:vAlign w:val="top"/>
+            <w:tcMar>
+              <w:top w:w="108" w:type="dxa"/>
+              <w:left w:w="108" w:type="dxa"/>
+              <w:bottom w:w="108" w:type="dxa"/>
+              <w:right w:w="108" w:type="dxa"/>
+            </w:tcMar>
+          </w:tcPr>
+          <w:p>
+            <w:pPr>
+              <w:spacing w:before="40" w:after="40" w:lineRule="auto" w:line="276"/>
+              <w:jc w:val="both"/>
+            </w:pPr>
+            <w:r/>
+            <w:r>
+              <w:rPr>
+                <w:rFonts w:ascii="Times New Roman" w:hAnsi="Times New Roman" w:eastAsia="Times New Roman" w:cs="Times New Roman"/>
+                <w:b w:val="0"/>
+                <w:i w:val="0"/>
+                <w:sz w:val="22"/>
+              </w:rPr>
+              <w:t>Thống kê viên/chủ nhiệm</w:t>
+            </w:r>
           </w:p>
         </w:tc>
       </w:tr>
@@ -22679,7 +24199,7 @@
           <w:i w:val="0"/>
           <w:sz w:val="26"/>
         </w:rPr>
-        <w:t xml:space="preserve"> 1/20 thành phần đủ dữ liệu dự thảo.</w:t>
+        <w:t xml:space="preserve"> 1/23 thành phần đủ dữ liệu dự thảo.</w:t>
       </w:r>
     </w:p>
     <w:p>
@@ -25026,6 +26546,346 @@
               <w:jc w:val="both"/>
             </w:pPr>
             <w:r/>
+          </w:p>
+        </w:tc>
+      </w:tr>
+      <w:tr>
+        <w:tc>
+          <w:tcPr>
+            <w:tcW w:type="dxa" w:w="1512"/>
+            <w:vAlign w:val="top"/>
+            <w:tcMar>
+              <w:top w:w="108" w:type="dxa"/>
+              <w:left w:w="108" w:type="dxa"/>
+              <w:bottom w:w="108" w:type="dxa"/>
+              <w:right w:w="108" w:type="dxa"/>
+            </w:tcMar>
+          </w:tcPr>
+          <w:p>
+            <w:pPr>
+              <w:spacing w:before="40" w:after="40" w:lineRule="auto" w:line="276"/>
+              <w:jc w:val="both"/>
+            </w:pPr>
+            <w:r/>
+            <w:r>
+              <w:rPr>
+                <w:rFonts w:ascii="Times New Roman" w:hAnsi="Times New Roman" w:eastAsia="Times New Roman" w:cs="Times New Roman"/>
+                <w:b w:val="0"/>
+                <w:i w:val="0"/>
+                <w:sz w:val="22"/>
+              </w:rPr>
+              <w:t>D17</w:t>
+            </w:r>
+          </w:p>
+        </w:tc>
+        <w:tc>
+          <w:tcPr>
+            <w:tcW w:type="dxa" w:w="1512"/>
+            <w:vAlign w:val="top"/>
+            <w:tcMar>
+              <w:top w:w="108" w:type="dxa"/>
+              <w:left w:w="108" w:type="dxa"/>
+              <w:bottom w:w="108" w:type="dxa"/>
+              <w:right w:w="108" w:type="dxa"/>
+            </w:tcMar>
+          </w:tcPr>
+          <w:p>
+            <w:pPr>
+              <w:spacing w:before="40" w:after="40" w:lineRule="auto" w:line="276"/>
+              <w:jc w:val="both"/>
+            </w:pPr>
+            <w:r/>
+            <w:r>
+              <w:rPr>
+                <w:rFonts w:ascii="Times New Roman" w:hAnsi="Times New Roman" w:eastAsia="Times New Roman" w:cs="Times New Roman"/>
+                <w:b w:val="0"/>
+                <w:i w:val="0"/>
+                <w:sz w:val="22"/>
+              </w:rPr>
+              <w:t>Tổng quan tài liệu và khung lý thuyết (hoặc lý do không áp dụng)</w:t>
+            </w:r>
+          </w:p>
+        </w:tc>
+        <w:tc>
+          <w:tcPr>
+            <w:tcW w:type="dxa" w:w="1512"/>
+            <w:vAlign w:val="top"/>
+            <w:tcMar>
+              <w:top w:w="108" w:type="dxa"/>
+              <w:left w:w="108" w:type="dxa"/>
+              <w:bottom w:w="108" w:type="dxa"/>
+              <w:right w:w="108" w:type="dxa"/>
+            </w:tcMar>
+          </w:tcPr>
+          <w:p>
+            <w:pPr>
+              <w:spacing w:before="40" w:after="40" w:lineRule="auto" w:line="276"/>
+              <w:jc w:val="both"/>
+            </w:pPr>
+            <w:r/>
+            <w:r>
+              <w:rPr>
+                <w:rFonts w:ascii="Times New Roman" w:hAnsi="Times New Roman" w:eastAsia="Times New Roman" w:cs="Times New Roman"/>
+                <w:b w:val="0"/>
+                <w:i w:val="0"/>
+                <w:sz w:val="22"/>
+              </w:rPr>
+              <w:t>`literature.summary, theory.framework</w:t>
+            </w:r>
+          </w:p>
+        </w:tc>
+        <w:tc>
+          <w:tcPr>
+            <w:tcW w:type="dxa" w:w="1512"/>
+            <w:vAlign w:val="top"/>
+            <w:tcMar>
+              <w:top w:w="108" w:type="dxa"/>
+              <w:left w:w="108" w:type="dxa"/>
+              <w:bottom w:w="108" w:type="dxa"/>
+              <w:right w:w="108" w:type="dxa"/>
+            </w:tcMar>
+          </w:tcPr>
+          <w:p>
+            <w:pPr>
+              <w:spacing w:before="40" w:after="40" w:lineRule="auto" w:line="276"/>
+              <w:jc w:val="both"/>
+            </w:pPr>
+            <w:r/>
+            <w:r>
+              <w:rPr>
+                <w:rFonts w:ascii="Times New Roman" w:hAnsi="Times New Roman" w:eastAsia="Times New Roman" w:cs="Times New Roman"/>
+                <w:b w:val="0"/>
+                <w:i w:val="0"/>
+                <w:sz w:val="22"/>
+              </w:rPr>
+              <w:t>theory.not_applicable_rationale`</w:t>
+            </w:r>
+          </w:p>
+        </w:tc>
+        <w:tc>
+          <w:tcPr>
+            <w:tcW w:type="dxa" w:w="1512"/>
+            <w:vAlign w:val="top"/>
+            <w:tcMar>
+              <w:top w:w="108" w:type="dxa"/>
+              <w:left w:w="108" w:type="dxa"/>
+              <w:bottom w:w="108" w:type="dxa"/>
+              <w:right w:w="108" w:type="dxa"/>
+            </w:tcMar>
+          </w:tcPr>
+          <w:p>
+            <w:pPr>
+              <w:spacing w:before="40" w:after="40" w:lineRule="auto" w:line="276"/>
+              <w:jc w:val="both"/>
+            </w:pPr>
+            <w:r/>
+            <w:r>
+              <w:rPr>
+                <w:rFonts w:ascii="Times New Roman" w:hAnsi="Times New Roman" w:eastAsia="Times New Roman" w:cs="Times New Roman"/>
+                <w:b w:val="0"/>
+                <w:i w:val="0"/>
+                <w:sz w:val="22"/>
+              </w:rPr>
+              <w:t>Chủ nhiệm + EBM specialist</w:t>
+            </w:r>
+          </w:p>
+        </w:tc>
+        <w:tc>
+          <w:tcPr>
+            <w:tcW w:type="dxa" w:w="1512"/>
+            <w:vAlign w:val="top"/>
+            <w:tcMar>
+              <w:top w:w="108" w:type="dxa"/>
+              <w:left w:w="108" w:type="dxa"/>
+              <w:bottom w:w="108" w:type="dxa"/>
+              <w:right w:w="108" w:type="dxa"/>
+            </w:tcMar>
+          </w:tcPr>
+          <w:p>
+            <w:pPr>
+              <w:spacing w:before="40" w:after="40" w:lineRule="auto" w:line="276"/>
+              <w:jc w:val="both"/>
+            </w:pPr>
+            <w:r/>
+            <w:r>
+              <w:rPr>
+                <w:rFonts w:ascii="Times New Roman" w:hAnsi="Times New Roman" w:eastAsia="Times New Roman" w:cs="Times New Roman"/>
+                <w:b w:val="0"/>
+                <w:i w:val="0"/>
+                <w:sz w:val="22"/>
+              </w:rPr>
+              <w:t>Bổ sung/xác nhận trong study_meta.json rồi chạy lại G10.</w:t>
+            </w:r>
+          </w:p>
+        </w:tc>
+      </w:tr>
+      <w:tr>
+        <w:tc>
+          <w:tcPr>
+            <w:tcW w:type="dxa" w:w="1512"/>
+            <w:vAlign w:val="top"/>
+            <w:tcMar>
+              <w:top w:w="108" w:type="dxa"/>
+              <w:left w:w="108" w:type="dxa"/>
+              <w:bottom w:w="108" w:type="dxa"/>
+              <w:right w:w="108" w:type="dxa"/>
+            </w:tcMar>
+          </w:tcPr>
+          <w:p>
+            <w:pPr>
+              <w:spacing w:before="40" w:after="40" w:lineRule="auto" w:line="276"/>
+              <w:jc w:val="both"/>
+            </w:pPr>
+            <w:r/>
+            <w:r>
+              <w:rPr>
+                <w:rFonts w:ascii="Times New Roman" w:hAnsi="Times New Roman" w:eastAsia="Times New Roman" w:cs="Times New Roman"/>
+                <w:b w:val="0"/>
+                <w:i w:val="0"/>
+                <w:sz w:val="22"/>
+              </w:rPr>
+              <w:t>D18</w:t>
+            </w:r>
+          </w:p>
+        </w:tc>
+        <w:tc>
+          <w:tcPr>
+            <w:tcW w:type="dxa" w:w="1512"/>
+            <w:vAlign w:val="top"/>
+            <w:tcMar>
+              <w:top w:w="108" w:type="dxa"/>
+              <w:left w:w="108" w:type="dxa"/>
+              <w:bottom w:w="108" w:type="dxa"/>
+              <w:right w:w="108" w:type="dxa"/>
+            </w:tcMar>
+          </w:tcPr>
+          <w:p>
+            <w:pPr>
+              <w:spacing w:before="40" w:after="40" w:lineRule="auto" w:line="276"/>
+              <w:jc w:val="both"/>
+            </w:pPr>
+            <w:r/>
+            <w:r>
+              <w:rPr>
+                <w:rFonts w:ascii="Times New Roman" w:hAnsi="Times New Roman" w:eastAsia="Times New Roman" w:cs="Times New Roman"/>
+                <w:b w:val="0"/>
+                <w:i w:val="0"/>
+                <w:sz w:val="22"/>
+              </w:rPr>
+              <w:t>Dự kiến kết quả: khung bảng trống theo ma trận truy xuất, không số liệu</w:t>
+            </w:r>
+          </w:p>
+        </w:tc>
+        <w:tc>
+          <w:tcPr>
+            <w:tcW w:type="dxa" w:w="1512"/>
+            <w:vAlign w:val="top"/>
+            <w:tcMar>
+              <w:top w:w="108" w:type="dxa"/>
+              <w:left w:w="108" w:type="dxa"/>
+              <w:bottom w:w="108" w:type="dxa"/>
+              <w:right w:w="108" w:type="dxa"/>
+            </w:tcMar>
+          </w:tcPr>
+          <w:p>
+            <w:pPr>
+              <w:spacing w:before="40" w:after="40" w:lineRule="auto" w:line="276"/>
+              <w:jc w:val="both"/>
+            </w:pPr>
+            <w:r/>
+            <w:r>
+              <w:rPr>
+                <w:rFonts w:ascii="Times New Roman" w:hAnsi="Times New Roman" w:eastAsia="Times New Roman" w:cs="Times New Roman"/>
+                <w:b w:val="0"/>
+                <w:i w:val="0"/>
+                <w:sz w:val="22"/>
+              </w:rPr>
+              <w:t>`expected_results.table_shells</w:t>
+            </w:r>
+          </w:p>
+        </w:tc>
+        <w:tc>
+          <w:tcPr>
+            <w:tcW w:type="dxa" w:w="1512"/>
+            <w:vAlign w:val="top"/>
+            <w:tcMar>
+              <w:top w:w="108" w:type="dxa"/>
+              <w:left w:w="108" w:type="dxa"/>
+              <w:bottom w:w="108" w:type="dxa"/>
+              <w:right w:w="108" w:type="dxa"/>
+            </w:tcMar>
+          </w:tcPr>
+          <w:p>
+            <w:pPr>
+              <w:spacing w:before="40" w:after="40" w:lineRule="auto" w:line="276"/>
+              <w:jc w:val="both"/>
+            </w:pPr>
+            <w:r/>
+            <w:r>
+              <w:rPr>
+                <w:rFonts w:ascii="Times New Roman" w:hAnsi="Times New Roman" w:eastAsia="Times New Roman" w:cs="Times New Roman"/>
+                <w:b w:val="0"/>
+                <w:i w:val="0"/>
+                <w:sz w:val="22"/>
+              </w:rPr>
+              <w:t>expected_results.summary`</w:t>
+            </w:r>
+          </w:p>
+        </w:tc>
+        <w:tc>
+          <w:tcPr>
+            <w:tcW w:type="dxa" w:w="1512"/>
+            <w:vAlign w:val="top"/>
+            <w:tcMar>
+              <w:top w:w="108" w:type="dxa"/>
+              <w:left w:w="108" w:type="dxa"/>
+              <w:bottom w:w="108" w:type="dxa"/>
+              <w:right w:w="108" w:type="dxa"/>
+            </w:tcMar>
+          </w:tcPr>
+          <w:p>
+            <w:pPr>
+              <w:spacing w:before="40" w:after="40" w:lineRule="auto" w:line="276"/>
+              <w:jc w:val="both"/>
+            </w:pPr>
+            <w:r/>
+            <w:r>
+              <w:rPr>
+                <w:rFonts w:ascii="Times New Roman" w:hAnsi="Times New Roman" w:eastAsia="Times New Roman" w:cs="Times New Roman"/>
+                <w:b w:val="0"/>
+                <w:i w:val="0"/>
+                <w:sz w:val="22"/>
+              </w:rPr>
+              <w:t>Thống kê viên/chủ nhiệm</w:t>
+            </w:r>
+          </w:p>
+        </w:tc>
+        <w:tc>
+          <w:tcPr>
+            <w:tcW w:type="dxa" w:w="1512"/>
+            <w:vAlign w:val="top"/>
+            <w:tcMar>
+              <w:top w:w="108" w:type="dxa"/>
+              <w:left w:w="108" w:type="dxa"/>
+              <w:bottom w:w="108" w:type="dxa"/>
+              <w:right w:w="108" w:type="dxa"/>
+            </w:tcMar>
+          </w:tcPr>
+          <w:p>
+            <w:pPr>
+              <w:spacing w:before="40" w:after="40" w:lineRule="auto" w:line="276"/>
+              <w:jc w:val="both"/>
+            </w:pPr>
+            <w:r/>
+            <w:r>
+              <w:rPr>
+                <w:rFonts w:ascii="Times New Roman" w:hAnsi="Times New Roman" w:eastAsia="Times New Roman" w:cs="Times New Roman"/>
+                <w:b w:val="0"/>
+                <w:i w:val="0"/>
+                <w:sz w:val="22"/>
+              </w:rPr>
+              <w:t>Bổ sung/xác nhận trong study_meta.json rồi chạy lại G10.</w:t>
+            </w:r>
           </w:p>
         </w:tc>
       </w:tr>

--- a/exports/hai-long-benh-nhan-C1a-BVQY175/DE_CUONG_THONG_NHAT_hai-long-benh-nhan-C1a-BVQY175.docx
+++ b/exports/hai-long-benh-nhan-C1a-BVQY175/DE_CUONG_THONG_NHAT_hai-long-benh-nhan-C1a-BVQY175.docx
@@ -228,7 +228,7 @@
           <w:i/>
           <w:sz w:val="22"/>
         </w:rPr>
-        <w:t xml:space="preserve"> Đề cương THỐNG NHẤT này do cổng G10 (assembler) lắp ráp TỰ ĐỘNG lúc 2026-09-06 03:51 từ checkpoint G0–G9 của đề tài `hai-long-benh-nhan-C1a-BVQY175`, theo mẫu 18 chương và ma trận bao phủ 23 thành phần protocol lõi của skill `nghien-cuu-y-khoa-chuan-quoc-te`. Dữ liệu cấu trúc (thiết kế, cỡ mẫu, công thức, đạo đức, chuẩn báo cáo, 12 PMID) lấy TỪ pipeline — không bịa. Mọi chỗ còn thiếu dữ liệu/thẩm quyền sẽ được đánh dấu NGAY TẠI ĐÓ bằng một trong các nhãn quy ước của skill (CẦN BỔ SUNG · CẦN XÁC NHẬN TẠI ĐƠN VỊ · DỰ THẢO · CẦN KIỂM CHỨNG NGUỒN CHÍNH THỨC — luôn đặt trong ngoặc vuông tại đúng vị trí thiếu). </w:t>
+        <w:t xml:space="preserve"> Đề cương THỐNG NHẤT này do cổng G10 (assembler) lắp ráp TỰ ĐỘNG lúc 2026-09-06 04:59 từ checkpoint G0–G9 của đề tài `hai-long-benh-nhan-C1a-BVQY175`, theo mẫu 18 chương và ma trận bao phủ 24 thành phần protocol lõi của skill `nghien-cuu-y-khoa-chuan-quoc-te`. Dữ liệu cấu trúc (thiết kế, cỡ mẫu, công thức, đạo đức, chuẩn báo cáo, 12 PMID) lấy TỪ pipeline — không bịa. Mọi chỗ còn thiếu dữ liệu/thẩm quyền sẽ được đánh dấu NGAY TẠI ĐÓ bằng một trong các nhãn quy ước của skill (CẦN BỔ SUNG · CẦN XÁC NHẬN TẠI ĐƠN VỊ · DỰ THẢO · CẦN KIỂM CHỨNG NGUỒN CHÍNH THỨC — luôn đặt trong ngoặc vuông tại đúng vị trí thiếu). </w:t>
       </w:r>
       <w:r>
         <w:rPr>
@@ -524,7 +524,7 @@
                 <w:i w:val="0"/>
                 <w:sz w:val="22"/>
               </w:rPr>
-              <w:t>2026-09-06 03:51</w:t>
+              <w:t>2026-09-06 04:59</w:t>
             </w:r>
           </w:p>
         </w:tc>
@@ -1139,7 +1139,7 @@
                 <w:i w:val="0"/>
                 <w:sz w:val="22"/>
               </w:rPr>
-              <w:t>2026-09-06 03:51</w:t>
+              <w:t>2026-09-06 04:59</w:t>
             </w:r>
           </w:p>
         </w:tc>
@@ -7896,7 +7896,7 @@
           <w:i w:val="0"/>
           <w:sz w:val="32"/>
         </w:rPr>
-        <w:t>Ma trận bao phủ 23 thành phần protocol lõi</w:t>
+        <w:t>Ma trận bao phủ 24 thành phần protocol lõi</w:t>
       </w:r>
     </w:p>
     <w:p>
@@ -7911,7 +7911,7 @@
           <w:i w:val="0"/>
           <w:sz w:val="26"/>
         </w:rPr>
-        <w:t>Bố cục 18 chương được chấp nhận khi toàn bộ 23 thành phần nội dung dưới đây có vị trí, dữ liệu và nguồn truy xuất. `ĐỦ DỮ LIỆU DỰ THẢO` không đồng nghĩa đã được IRB/chủ nhiệm phê duyệt.</w:t>
+        <w:t>Bố cục 18 chương được chấp nhận khi toàn bộ 24 thành phần nội dung dưới đây có vị trí, dữ liệu và nguồn truy xuất. `ĐỦ DỮ LIỆU DỰ THẢO` không đồng nghĩa đã được IRB/chủ nhiệm phê duyệt.</w:t>
       </w:r>
     </w:p>
     <w:tbl>
@@ -11341,6 +11341,148 @@
                 <w:sz w:val="22"/>
               </w:rPr>
               <w:t>study_meta/G4 (SAP §11) + danh mục bảng/hình G10</w:t>
+            </w:r>
+          </w:p>
+        </w:tc>
+      </w:tr>
+      <w:tr>
+        <w:tc>
+          <w:tcPr>
+            <w:tcW w:type="dxa" w:w="1814"/>
+            <w:vAlign w:val="top"/>
+            <w:tcMar>
+              <w:top w:w="108" w:type="dxa"/>
+              <w:left w:w="108" w:type="dxa"/>
+              <w:bottom w:w="108" w:type="dxa"/>
+              <w:right w:w="108" w:type="dxa"/>
+            </w:tcMar>
+          </w:tcPr>
+          <w:p>
+            <w:pPr>
+              <w:spacing w:before="40" w:after="40" w:lineRule="auto" w:line="276"/>
+              <w:jc w:val="both"/>
+            </w:pPr>
+            <w:r/>
+            <w:r>
+              <w:rPr>
+                <w:rFonts w:ascii="Times New Roman" w:hAnsi="Times New Roman" w:eastAsia="Times New Roman" w:cs="Times New Roman"/>
+                <w:b w:val="0"/>
+                <w:i w:val="0"/>
+                <w:sz w:val="22"/>
+              </w:rPr>
+              <w:t>P24</w:t>
+            </w:r>
+          </w:p>
+        </w:tc>
+        <w:tc>
+          <w:tcPr>
+            <w:tcW w:type="dxa" w:w="1814"/>
+            <w:vAlign w:val="top"/>
+            <w:tcMar>
+              <w:top w:w="108" w:type="dxa"/>
+              <w:left w:w="108" w:type="dxa"/>
+              <w:bottom w:w="108" w:type="dxa"/>
+              <w:right w:w="108" w:type="dxa"/>
+            </w:tcMar>
+          </w:tcPr>
+          <w:p>
+            <w:pPr>
+              <w:spacing w:before="40" w:after="40" w:lineRule="auto" w:line="276"/>
+              <w:jc w:val="both"/>
+            </w:pPr>
+            <w:r/>
+            <w:r>
+              <w:rPr>
+                <w:rFonts w:ascii="Times New Roman" w:hAnsi="Times New Roman" w:eastAsia="Times New Roman" w:cs="Times New Roman"/>
+                <w:b w:val="0"/>
+                <w:i w:val="0"/>
+                <w:sz w:val="22"/>
+              </w:rPr>
+              <w:t>Can thiệp/đối chứng (TIDieR), ngẫu nhiên hoá-làm mù và lịch trình — chỉ RCT (hoặc nêu rõ không áp dụng, có lý do)</w:t>
+            </w:r>
+          </w:p>
+        </w:tc>
+        <w:tc>
+          <w:tcPr>
+            <w:tcW w:type="dxa" w:w="1814"/>
+            <w:vAlign w:val="top"/>
+            <w:tcMar>
+              <w:top w:w="108" w:type="dxa"/>
+              <w:left w:w="108" w:type="dxa"/>
+              <w:bottom w:w="108" w:type="dxa"/>
+              <w:right w:w="108" w:type="dxa"/>
+            </w:tcMar>
+          </w:tcPr>
+          <w:p>
+            <w:pPr>
+              <w:spacing w:before="40" w:after="40" w:lineRule="auto" w:line="276"/>
+              <w:jc w:val="both"/>
+            </w:pPr>
+            <w:r/>
+            <w:r>
+              <w:rPr>
+                <w:rFonts w:ascii="Times New Roman" w:hAnsi="Times New Roman" w:eastAsia="Times New Roman" w:cs="Times New Roman"/>
+                <w:b w:val="0"/>
+                <w:i w:val="0"/>
+                <w:sz w:val="22"/>
+              </w:rPr>
+              <w:t>ĐỦ DỮ LIỆU DỰ THẢO</w:t>
+            </w:r>
+          </w:p>
+        </w:tc>
+        <w:tc>
+          <w:tcPr>
+            <w:tcW w:type="dxa" w:w="1814"/>
+            <w:vAlign w:val="top"/>
+            <w:tcMar>
+              <w:top w:w="108" w:type="dxa"/>
+              <w:left w:w="108" w:type="dxa"/>
+              <w:bottom w:w="108" w:type="dxa"/>
+              <w:right w:w="108" w:type="dxa"/>
+            </w:tcMar>
+          </w:tcPr>
+          <w:p>
+            <w:pPr>
+              <w:spacing w:before="40" w:after="40" w:lineRule="auto" w:line="276"/>
+              <w:jc w:val="both"/>
+            </w:pPr>
+            <w:r/>
+            <w:r>
+              <w:rPr>
+                <w:rFonts w:ascii="Times New Roman" w:hAnsi="Times New Roman" w:eastAsia="Times New Roman" w:cs="Times New Roman"/>
+                <w:b w:val="0"/>
+                <w:i w:val="0"/>
+                <w:sz w:val="22"/>
+              </w:rPr>
+              <w:t>—</w:t>
+            </w:r>
+          </w:p>
+        </w:tc>
+        <w:tc>
+          <w:tcPr>
+            <w:tcW w:type="dxa" w:w="1814"/>
+            <w:vAlign w:val="top"/>
+            <w:tcMar>
+              <w:top w:w="108" w:type="dxa"/>
+              <w:left w:w="108" w:type="dxa"/>
+              <w:bottom w:w="108" w:type="dxa"/>
+              <w:right w:w="108" w:type="dxa"/>
+            </w:tcMar>
+          </w:tcPr>
+          <w:p>
+            <w:pPr>
+              <w:spacing w:before="40" w:after="40" w:lineRule="auto" w:line="276"/>
+              <w:jc w:val="both"/>
+            </w:pPr>
+            <w:r/>
+            <w:r>
+              <w:rPr>
+                <w:rFonts w:ascii="Times New Roman" w:hAnsi="Times New Roman" w:eastAsia="Times New Roman" w:cs="Times New Roman"/>
+                <w:b w:val="0"/>
+                <w:i w:val="0"/>
+                <w:sz w:val="22"/>
+              </w:rPr>
+              <w:t>study_meta (exposure_intervention/design_specific) — chỉ RCT, tự ĐẠT cho thiết kế khác (không áp dụng)</w:t>
             </w:r>
           </w:p>
         </w:tc>
@@ -11368,7 +11510,7 @@
           <w:i w:val="0"/>
           <w:sz w:val="26"/>
         </w:rPr>
-        <w:t xml:space="preserve"> 1/23 thành phần đủ dữ liệu dự thảo; trạng thái `STRUCTURE_COMPLETE_WITH_OPEN_DECISIONS`.</w:t>
+        <w:t xml:space="preserve"> 2/24 thành phần đủ dữ liệu dự thảo; trạng thái `STRUCTURE_COMPLETE_WITH_OPEN_DECISIONS`.</w:t>
       </w:r>
     </w:p>
     <w:p>
@@ -14006,7 +14148,7 @@
           <w:i/>
           <w:sz w:val="22"/>
         </w:rPr>
-        <w:t>Lưu ý: GCP/ICH-GCP chỉ là điều kiện bắt buộc khi đề tài là thử nghiệm can thiệp/clinical trial hoặc đơn vị/IRB yêu cầu; với nghiên cứu quan sát vẫn giữ Helsinki, bảo mật dữ liệu, protocol/SAP, transparency và reproducibility như điều kiện tối thiểu.</w:t>
+        <w:t>Lưu ý: GCP/ICH-GCP chỉ là điều kiện bắt buộc khi đề tài là thử nghiệm can thiệp/clinical trial hoặc đơn vị/IRB yêu cầu; với nghiên cứu quan sát vẫn giữ Helsinki, bảo mật dữ liệu, protocol/SAP, minh bạch (transparency) và khả năng tái lập (reproducibility) như điều kiện tối thiểu.</w:t>
       </w:r>
     </w:p>
     <w:p>
@@ -24199,7 +24341,7 @@
           <w:i w:val="0"/>
           <w:sz w:val="26"/>
         </w:rPr>
-        <w:t xml:space="preserve"> 1/23 thành phần đủ dữ liệu dự thảo.</w:t>
+        <w:t xml:space="preserve"> 2/24 thành phần đủ dữ liệu dự thảo.</w:t>
       </w:r>
     </w:p>
     <w:p>
